--- a/docs/templates/supply-ip.docx
+++ b/docs/templates/supply-ip.docx
@@ -150,7 +150,6 @@
               <w:bottom w:w="100.0" w:type="dxa"/>
               <w:right w:w="100.0" w:type="dxa"/>
             </w:tcMar>
-            <w:vAlign w:val="top"/>
           </w:tcPr>
           <w:p>
             <w:pPr>
@@ -176,7 +175,7 @@
     <w:p>
       <w:pPr>
         <w:pageBreakBefore w:val="0"/>
-        <w:spacing w:line="240" w:lineRule="auto"/>
+        <w:spacing w:after="0" w:before="0" w:line="240" w:lineRule="auto"/>
         <w:ind w:left="0" w:firstLine="708.6614173228347"/>
         <w:jc w:val="both"/>
         <w:rPr/>
@@ -198,31 +197,80 @@
     </w:p>
     <w:p>
       <w:pPr>
+        <w:widowControl w:val="1"/>
+        <w:spacing w:after="0" w:before="0" w:line="240" w:lineRule="auto"/>
+        <w:ind w:firstLine="425.19685039370086"/>
+        <w:jc w:val="both"/>
+        <w:rPr/>
+      </w:pPr>
+      <w:r>
+        <w:rPr>
+          <w:b w:val="1"/>
+          <w:bCs w:val="1"/>
+          <w:rtl w:val="0"/>
+        </w:rPr>
+        <w:t xml:space="preserve">{{customerPreambleName}}</w:t>
+      </w:r>
+      <w:r>
+        <w:rPr>
+          <w:rtl w:val="0"/>
+        </w:rPr>
+        <w:t xml:space="preserve">{{customerPreambleTail}}</w:t>
+      </w:r>
+    </w:p>
+    <w:p>
+      <w:pPr>
         <w:pageBreakBefore w:val="0"/>
-        <w:spacing w:line="240" w:lineRule="auto"/>
+        <w:spacing w:after="0" w:before="0" w:line="240" w:lineRule="auto"/>
         <w:ind w:firstLine="708.6614173228347"/>
         <w:jc w:val="both"/>
         <w:rPr/>
       </w:pPr>
       <w:r>
         <w:rPr>
+          <w:rtl w:val="0"/>
+        </w:rPr>
+        <w:t xml:space="preserve">совместно именуемые «Стороны», заключили настоящий договор, в дальнейшем «Договор», о нижеследующем:</w:t>
+      </w:r>
+    </w:p>
+    <w:p>
+      <w:pPr>
+        <w:pageBreakBefore w:val="0"/>
+        <w:spacing w:after="0" w:before="0" w:line="240" w:lineRule="auto"/>
+        <w:ind w:firstLine="708"/>
+        <w:jc w:val="both"/>
+        <w:rPr/>
+      </w:pPr>
+      <w:r>
+        <w:rPr>
+          <w:rtl w:val="0"/>
+        </w:rPr>
+      </w:r>
+    </w:p>
+    <w:p>
+      <w:pPr>
+        <w:pageBreakBefore w:val="0"/>
+        <w:spacing w:after="0" w:before="0" w:line="240" w:lineRule="auto"/>
+        <w:ind w:firstLine="0"/>
+        <w:jc w:val="center"/>
+        <w:rPr>
           <w:b w:val="1"/>
           <w:bCs w:val="1"/>
-          <w:rtl w:val="0"/>
-        </w:rPr>
-        <w:t xml:space="preserve">{{customerPreambleName}}</w:t>
-      </w:r>
-      <w:r>
-        <w:rPr>
-          <w:rtl w:val="0"/>
-        </w:rPr>
-        <w:t xml:space="preserve">{{customerPreambleTail}}</w:t>
+        </w:rPr>
+      </w:pPr>
+      <w:r>
+        <w:rPr>
+          <w:b w:val="1"/>
+          <w:bCs w:val="1"/>
+          <w:rtl w:val="0"/>
+        </w:rPr>
+        <w:t xml:space="preserve">1. ПРЕДМЕТ ДОГОВОРА</w:t>
       </w:r>
     </w:p>
     <w:p>
       <w:pPr>
         <w:pageBreakBefore w:val="0"/>
-        <w:spacing w:after="0" w:line="240" w:lineRule="auto"/>
+        <w:spacing w:after="0" w:before="0" w:line="240" w:lineRule="auto"/>
         <w:ind w:firstLine="708.6614173228347"/>
         <w:jc w:val="both"/>
         <w:rPr/>
@@ -231,14 +279,14 @@
         <w:rPr>
           <w:rtl w:val="0"/>
         </w:rPr>
-        <w:t xml:space="preserve">совместно именуемые «Стороны», заключили настоящий договор, в дальнейшем «Договор», о нижеследующем:</w:t>
+        <w:t xml:space="preserve">1.1. Поставщик обязуется поставить в течение срока действия Договора Товары по заданию Покупателя согласно Спецификации (Приложение № 1 к настоящему договору): {{businessSubject}}, а Покупатель в случае отсутствия мотивированных возражений обязуется принять и оплатить Товар.</w:t>
       </w:r>
     </w:p>
     <w:p>
       <w:pPr>
         <w:pageBreakBefore w:val="0"/>
         <w:spacing w:after="0" w:before="0" w:line="240" w:lineRule="auto"/>
-        <w:ind w:firstLine="708"/>
+        <w:ind w:firstLine="480"/>
         <w:jc w:val="both"/>
         <w:rPr/>
       </w:pPr>
@@ -252,7 +300,7 @@
       <w:pPr>
         <w:pageBreakBefore w:val="0"/>
         <w:spacing w:after="0" w:before="0" w:line="240" w:lineRule="auto"/>
-        <w:ind w:firstLine="0"/>
+        <w:ind w:right="5"/>
         <w:jc w:val="center"/>
         <w:rPr>
           <w:b w:val="1"/>
@@ -265,7 +313,7 @@
           <w:bCs w:val="1"/>
           <w:rtl w:val="0"/>
         </w:rPr>
-        <w:t xml:space="preserve">1. ПРЕДМЕТ ДОГОВОРА</w:t>
+        <w:t xml:space="preserve">2. ПРАВА И ОБЯЗАННОСТИ СТОРОН</w:t>
       </w:r>
     </w:p>
     <w:p>
@@ -280,41 +328,7 @@
         <w:rPr>
           <w:rtl w:val="0"/>
         </w:rPr>
-        <w:t xml:space="preserve">{{subjectClause}}</w:t>
-      </w:r>
-    </w:p>
-    <w:p>
-      <w:pPr>
-        <w:pageBreakBefore w:val="0"/>
-        <w:spacing w:after="0" w:before="0" w:line="240" w:lineRule="auto"/>
-        <w:ind w:firstLine="480"/>
-        <w:jc w:val="both"/>
-        <w:rPr/>
-      </w:pPr>
-      <w:r>
-        <w:rPr>
-          <w:rtl w:val="0"/>
-        </w:rPr>
-      </w:r>
-    </w:p>
-    <w:p>
-      <w:pPr>
-        <w:pageBreakBefore w:val="0"/>
-        <w:spacing w:after="0" w:before="0" w:line="240" w:lineRule="auto"/>
-        <w:ind w:right="5"/>
-        <w:jc w:val="center"/>
-        <w:rPr>
-          <w:b w:val="1"/>
-          <w:bCs w:val="1"/>
-        </w:rPr>
-      </w:pPr>
-      <w:r>
-        <w:rPr>
-          <w:b w:val="1"/>
-          <w:bCs w:val="1"/>
-          <w:rtl w:val="0"/>
-        </w:rPr>
-        <w:t xml:space="preserve">2. ПРАВА И ОБЯЗАННОСТИ СТОРОН</w:t>
+        <w:t xml:space="preserve">2.1. При исполнении договора Стороны обязуются принимать во внимание предлагаемые друг другу рекомендации, указанные в спецификации и касающиеся предмета Договора.</w:t>
       </w:r>
     </w:p>
     <w:p>
@@ -329,7 +343,21 @@
         <w:rPr>
           <w:rtl w:val="0"/>
         </w:rPr>
-        <w:t xml:space="preserve">2.1. При исполнении договора Стороны обязуются принимать во внимание предлагаемые друг другу рекомендации, указанные в спецификации и касающиеся предмета Договора.</w:t>
+        <w:t xml:space="preserve">2.2. </w:t>
+      </w:r>
+      <w:r>
+        <w:rPr>
+          <w:b w:val="1"/>
+          <w:bCs w:val="1"/>
+          <w:rtl w:val="0"/>
+        </w:rPr>
+        <w:t xml:space="preserve">Поставщик обязуется:</w:t>
+      </w:r>
+      <w:r>
+        <w:rPr>
+          <w:rtl w:val="0"/>
+        </w:rPr>
+        <w:t xml:space="preserve"> </w:t>
       </w:r>
     </w:p>
     <w:p>
@@ -344,21 +372,64 @@
         <w:rPr>
           <w:rtl w:val="0"/>
         </w:rPr>
-        <w:t xml:space="preserve">2.2. </w:t>
-      </w:r>
-      <w:r>
+        <w:t xml:space="preserve">2.2.1. надлежащим образом поставить Товары надлежащего качества, перечисленные в п. 1.1. Договора и в Спецификации, являющихся неотъемлемой частью Договора;</w:t>
+      </w:r>
+    </w:p>
+    <w:p>
+      <w:pPr>
+        <w:pageBreakBefore w:val="0"/>
+        <w:spacing w:after="0" w:before="0" w:line="240" w:lineRule="auto"/>
+        <w:ind w:firstLine="708.6614173228347"/>
+        <w:jc w:val="both"/>
         <w:rPr>
           <w:b w:val="1"/>
           <w:bCs w:val="1"/>
-          <w:rtl w:val="0"/>
-        </w:rPr>
-        <w:t xml:space="preserve">{{executorRole}} обязуется:</w:t>
-      </w:r>
-      <w:r>
-        <w:rPr>
-          <w:rtl w:val="0"/>
-        </w:rPr>
-        <w:t xml:space="preserve"> </w:t>
+        </w:rPr>
+      </w:pPr>
+      <w:r>
+        <w:rPr>
+          <w:b w:val="1"/>
+          <w:bCs w:val="1"/>
+          <w:rtl w:val="0"/>
+        </w:rPr>
+        <w:t xml:space="preserve">2.3</w:t>
+      </w:r>
+      <w:r>
+        <w:rPr>
+          <w:rtl w:val="0"/>
+        </w:rPr>
+        <w:t xml:space="preserve">. </w:t>
+      </w:r>
+      <w:r>
+        <w:rPr>
+          <w:b w:val="1"/>
+          <w:bCs w:val="1"/>
+          <w:rtl w:val="0"/>
+        </w:rPr>
+        <w:t xml:space="preserve">Поставщик имеет право:</w:t>
+      </w:r>
+    </w:p>
+    <w:p>
+      <w:pPr>
+        <w:pageBreakBefore w:val="0"/>
+        <w:spacing w:after="0" w:before="0" w:line="240" w:lineRule="auto"/>
+        <w:ind w:firstLine="708.6614173228347"/>
+        <w:jc w:val="both"/>
+        <w:rPr>
+          <w:b w:val="1"/>
+          <w:bCs w:val="1"/>
+        </w:rPr>
+      </w:pPr>
+      <w:r>
+        <w:rPr>
+          <w:rtl w:val="0"/>
+        </w:rPr>
+        <w:t xml:space="preserve">2.3.1. требовать и получать от Покупателя все необходимые для исполнения Договора сведения.</w:t>
+      </w:r>
+      <w:r>
+        <w:rPr>
+          <w:rtl w:val="0"/>
+        </w:rPr>
       </w:r>
     </w:p>
     <w:p>
@@ -371,61 +442,11 @@
       </w:pPr>
       <w:r>
         <w:rPr>
-          <w:rtl w:val="0"/>
-        </w:rPr>
-        <w:t xml:space="preserve">2.2.1. надлежащим образом поставить Товары надлежащего качества, перечисленные в п. 1.1. Договора и в Спецификации, являющихся неотъемлемой частью Договора;</w:t>
-      </w:r>
-    </w:p>
-    <w:p>
-      <w:pPr>
-        <w:pageBreakBefore w:val="0"/>
-        <w:spacing w:after="0" w:before="0" w:line="240" w:lineRule="auto"/>
-        <w:ind w:firstLine="708.6614173228347"/>
-        <w:jc w:val="both"/>
-        <w:rPr>
           <w:b w:val="1"/>
           <w:bCs w:val="1"/>
-        </w:rPr>
-      </w:pPr>
-      <w:r>
-        <w:rPr>
-          <w:b w:val="1"/>
-          <w:bCs w:val="1"/>
-          <w:rtl w:val="0"/>
-        </w:rPr>
-        <w:t xml:space="preserve">2.3</w:t>
-      </w:r>
-      <w:r>
-        <w:rPr>
-          <w:rtl w:val="0"/>
-        </w:rPr>
-        <w:t xml:space="preserve">. </w:t>
-      </w:r>
-      <w:r>
-        <w:rPr>
-          <w:b w:val="1"/>
-          <w:bCs w:val="1"/>
-          <w:rtl w:val="0"/>
-        </w:rPr>
-        <w:t xml:space="preserve">{{executorRole}} имеет право:</w:t>
-      </w:r>
-    </w:p>
-    <w:p>
-      <w:pPr>
-        <w:pageBreakBefore w:val="0"/>
-        <w:spacing w:after="0" w:before="0" w:line="240" w:lineRule="auto"/>
-        <w:ind w:firstLine="708.6614173228347"/>
-        <w:jc w:val="both"/>
-        <w:rPr>
-          <w:b w:val="1"/>
-          <w:bCs w:val="1"/>
-        </w:rPr>
-      </w:pPr>
-      <w:r>
-        <w:rPr>
-          <w:rtl w:val="0"/>
-        </w:rPr>
-        <w:t xml:space="preserve">2.3.1. требовать и получать от {{customerGen}} все необходимые для исполнения Договора сведения.</w:t>
+          <w:rtl w:val="0"/>
+        </w:rPr>
+        <w:t xml:space="preserve">2.4. Покупатель обязуется:</w:t>
       </w:r>
       <w:r>
         <w:rPr>
@@ -443,16 +464,29 @@
       </w:pPr>
       <w:r>
         <w:rPr>
+          <w:rtl w:val="0"/>
+        </w:rPr>
+        <w:t xml:space="preserve">2.4.1. своевременно производить оплату в соответствие с условиями Договора.</w:t>
+      </w:r>
+    </w:p>
+    <w:p>
+      <w:pPr>
+        <w:pageBreakBefore w:val="0"/>
+        <w:spacing w:after="0" w:before="0" w:line="240" w:lineRule="auto"/>
+        <w:ind w:firstLine="708.6614173228347"/>
+        <w:jc w:val="both"/>
+        <w:rPr>
           <w:b w:val="1"/>
           <w:bCs w:val="1"/>
-          <w:rtl w:val="0"/>
-        </w:rPr>
-        <w:t xml:space="preserve">2.4. {{customerRole}} обязуется:</w:t>
-      </w:r>
-      <w:r>
-        <w:rPr>
-          <w:rtl w:val="0"/>
-        </w:rPr>
+        </w:rPr>
+      </w:pPr>
+      <w:r>
+        <w:rPr>
+          <w:b w:val="1"/>
+          <w:bCs w:val="1"/>
+          <w:rtl w:val="0"/>
+        </w:rPr>
+        <w:t xml:space="preserve">2.5. Покупатель имеет право:</w:t>
       </w:r>
     </w:p>
     <w:p>
@@ -467,15 +501,14 @@
         <w:rPr>
           <w:rtl w:val="0"/>
         </w:rPr>
-        <w:t xml:space="preserve">2.4.1. своевременно производить оплату в соответствие с условиями Договора.</w:t>
+        <w:t xml:space="preserve">2.5.1. во всякое время проверять качество Товара, поставляемого Поставщиком, не вмешиваясь в его деятельность.</w:t>
       </w:r>
     </w:p>
     <w:p>
       <w:pPr>
         <w:pageBreakBefore w:val="0"/>
         <w:spacing w:after="0" w:before="0" w:line="240" w:lineRule="auto"/>
-        <w:ind w:firstLine="708.6614173228347"/>
-        <w:jc w:val="both"/>
+        <w:jc w:val="center"/>
         <w:rPr>
           <w:b w:val="1"/>
           <w:bCs w:val="1"/>
@@ -483,16 +516,33 @@
       </w:pPr>
       <w:r>
         <w:rPr>
+          <w:rtl w:val="0"/>
+        </w:rPr>
+      </w:r>
+    </w:p>
+    <w:p>
+      <w:pPr>
+        <w:pageBreakBefore w:val="0"/>
+        <w:spacing w:after="0" w:before="0" w:line="240" w:lineRule="auto"/>
+        <w:jc w:val="center"/>
+        <w:rPr>
           <w:b w:val="1"/>
           <w:bCs w:val="1"/>
-          <w:rtl w:val="0"/>
-        </w:rPr>
-        <w:t xml:space="preserve">2.5. {{customerRole}} имеет право:</w:t>
+        </w:rPr>
+      </w:pPr>
+      <w:r>
+        <w:rPr>
+          <w:b w:val="1"/>
+          <w:bCs w:val="1"/>
+          <w:rtl w:val="0"/>
+        </w:rPr>
+        <w:t xml:space="preserve">3. СТОИМОСТЬ И ПОРЯДОК ОПЛАТЫ</w:t>
       </w:r>
     </w:p>
     <w:p>
       <w:pPr>
         <w:pageBreakBefore w:val="0"/>
+        <w:widowControl w:val="1"/>
         <w:spacing w:after="0" w:before="0" w:line="240" w:lineRule="auto"/>
         <w:ind w:firstLine="708.6614173228347"/>
         <w:jc w:val="both"/>
@@ -502,61 +552,21 @@
         <w:rPr>
           <w:rtl w:val="0"/>
         </w:rPr>
-        <w:t xml:space="preserve">2.5.1. во всякое время проверять качество Товара, поставляемого {{executorInstrumental}}, не вмешиваясь в его деятельность.</w:t>
-      </w:r>
-    </w:p>
-    <w:p>
-      <w:pPr>
-        <w:pageBreakBefore w:val="0"/>
-        <w:spacing w:after="0" w:before="0" w:line="240" w:lineRule="auto"/>
-        <w:jc w:val="center"/>
+        <w:t xml:space="preserve">3.1. Стоимость поставляемых товаров по настоящему договору составляет: </w:t>
+      </w:r>
+      <w:r>
         <w:rPr>
           <w:b w:val="1"/>
           <w:bCs w:val="1"/>
-        </w:rPr>
-      </w:pPr>
-      <w:r>
-        <w:rPr>
-          <w:rtl w:val="0"/>
-        </w:rPr>
-      </w:r>
-    </w:p>
-    <w:p>
-      <w:pPr>
-        <w:pageBreakBefore w:val="0"/>
-        <w:spacing w:after="0" w:before="0" w:line="240" w:lineRule="auto"/>
-        <w:jc w:val="center"/>
-        <w:rPr>
-          <w:b w:val="1"/>
-          <w:bCs w:val="1"/>
-        </w:rPr>
-      </w:pPr>
-      <w:r>
-        <w:rPr>
-          <w:b w:val="1"/>
-          <w:bCs w:val="1"/>
-          <w:rtl w:val="0"/>
-        </w:rPr>
-        <w:t xml:space="preserve">3. СТОИМОСТЬ И ПОРЯДОК ОПЛАТЫ</w:t>
-      </w:r>
-    </w:p>
-    <w:p>
-      <w:pPr>
-        <w:pageBreakBefore w:val="0"/>
-        <w:widowControl w:val="1"/>
-        <w:spacing w:after="0" w:before="0" w:line="240" w:lineRule="auto"/>
-        <w:ind w:firstLine="708.6614173228347"/>
-        <w:jc w:val="both"/>
-        <w:rPr>
-          <w:color w:val="ff0000"/>
-          <w:u w:val="none"/>
-        </w:rPr>
-      </w:pPr>
-      <w:r>
-        <w:rPr>
-          <w:rtl w:val="0"/>
-        </w:rPr>
-        <w:t xml:space="preserve">3.1. Стоимость по Договору согласовывается сторонами в спецификациях, которые являются неотъемлемой частью Договора.</w:t>
+          <w:rtl w:val="0"/>
+        </w:rPr>
+        <w:t xml:space="preserve">{{amountWithWords}} </w:t>
+      </w:r>
+      <w:r>
+        <w:rPr>
+          <w:rtl w:val="0"/>
+        </w:rPr>
+        <w:t xml:space="preserve">{{vatLine}}</w:t>
       </w:r>
       <w:r>
         <w:rPr>
@@ -591,7 +601,7 @@
         <w:rPr>
           <w:rtl w:val="0"/>
         </w:rPr>
-        <w:t xml:space="preserve">3.3. Договор считается оплаченным с даты поступления всех денежных средств, предусмотренных п. 3.1. Договора, на расчетный счет {{executorGen}}.</w:t>
+        <w:t xml:space="preserve">3.3. Договор считается оплаченным с даты поступления всех денежных средств, предусмотренных п. 3.1. Договора, на расчетный счет Поставщика.</w:t>
       </w:r>
     </w:p>
     <w:p>
@@ -621,7 +631,7 @@
         <w:rPr>
           <w:rtl w:val="0"/>
         </w:rPr>
-        <w:t xml:space="preserve">3.5. В случае несвоевременного исполнения {{customerInstrumental}} обязательств по оплате, {{executorRole}} вправе взыскать с {{customerGen}} проценты за пользование чужими денежными средствами в соответствии со ст. 395 ГК РФ.</w:t>
+        <w:t xml:space="preserve">3.5. В случае несвоевременного исполнения Покупателем обязательств по оплате, Поставщик вправе взыскать с Покупателя проценты за пользование чужими денежными средствами в соответствии со ст. 395 ГК РФ.</w:t>
       </w:r>
     </w:p>
     <w:p>
@@ -1172,7 +1182,7 @@
         </w:pBdr>
         <w:shd w:fill="auto" w:val="clear"/>
         <w:spacing w:after="0" w:before="0" w:line="240" w:lineRule="auto"/>
-        <w:ind w:left="0" w:right="0" w:firstLine="709"/>
+        <w:ind w:left="0" w:right="0" w:firstLine="0"/>
         <w:jc w:val="center"/>
         <w:rPr>
           <w:b w:val="1"/>
@@ -1214,14 +1224,6 @@
         <w:tblStyle w:val="Table2"/>
         <w:tblW w:w="10590.0" w:type="dxa"/>
         <w:jc w:val="center"/>
-        <w:tblBorders>
-          <w:top w:color="000000" w:space="0" w:sz="8" w:val="single"/>
-          <w:left w:color="000000" w:space="0" w:sz="8" w:val="single"/>
-          <w:bottom w:color="000000" w:space="0" w:sz="8" w:val="single"/>
-          <w:right w:color="000000" w:space="0" w:sz="8" w:val="single"/>
-          <w:insideH w:color="000000" w:space="0" w:sz="8" w:val="single"/>
-          <w:insideV w:color="000000" w:space="0" w:sz="8" w:val="single"/>
-        </w:tblBorders>
         <w:tblLayout w:type="fixed"/>
         <w:tblLook w:val="0600"/>
       </w:tblPr>
@@ -1282,6 +1284,13 @@
           </w:p>
           <w:p>
             <w:pPr>
+              <w:pBdr>
+                <w:top w:color="000000" w:space="0" w:sz="0" w:val="none"/>
+                <w:left w:color="000000" w:space="0" w:sz="0" w:val="none"/>
+                <w:bottom w:color="000000" w:space="0" w:sz="0" w:val="none"/>
+                <w:right w:color="000000" w:space="0" w:sz="0" w:val="none"/>
+                <w:between w:color="000000" w:space="0" w:sz="0" w:val="none"/>
+              </w:pBdr>
               <w:spacing w:after="0" w:before="0" w:line="240" w:lineRule="auto"/>
               <w:jc w:val="center"/>
               <w:rPr>
@@ -1295,7 +1304,7 @@
                 <w:bCs w:val="1"/>
                 <w:rtl w:val="0"/>
               </w:rPr>
-              <w:t xml:space="preserve">{{customerTitle}}</w:t>
+              <w:t xml:space="preserve">{{customerBusinessTitle}}</w:t>
             </w:r>
           </w:p>
         </w:tc>
@@ -1336,7 +1345,7 @@
           </w:p>
           <w:p>
             <w:pPr>
-              <w:spacing w:after="0" w:before="0" w:lineRule="auto"/>
+              <w:spacing w:after="0" w:before="0" w:line="240" w:lineRule="auto"/>
               <w:jc w:val="center"/>
               <w:rPr>
                 <w:b w:val="1"/>
@@ -1349,25 +1358,7 @@
                 <w:bCs w:val="1"/>
                 <w:rtl w:val="0"/>
               </w:rPr>
-              <w:t xml:space="preserve">{{executorHeadTitle}}</w:t>
-            </w:r>
-          </w:p>
-          <w:p>
-            <w:pPr>
-              <w:spacing w:after="0" w:before="0" w:lineRule="auto"/>
-              <w:jc w:val="center"/>
-              <w:rPr>
-                <w:b w:val="1"/>
-                <w:bCs w:val="1"/>
-              </w:rPr>
-            </w:pPr>
-            <w:r>
-              <w:rPr>
-                <w:b w:val="1"/>
-                <w:bCs w:val="1"/>
-                <w:rtl w:val="0"/>
-              </w:rPr>
-              <w:t xml:space="preserve">{{executorHeadName}}</w:t>
+              <w:t xml:space="preserve">{{executorBusinessTitle}}</w:t>
             </w:r>
           </w:p>
         </w:tc>
@@ -1410,12 +1401,6 @@
         </w:tc>
         <w:tc>
           <w:tcPr>
-            <w:tcBorders>
-              <w:top w:color="000000" w:space="0" w:sz="0" w:val="nil"/>
-              <w:left w:color="000000" w:space="0" w:sz="0" w:val="nil"/>
-              <w:bottom w:color="000000" w:space="0" w:sz="0" w:val="nil"/>
-              <w:right w:color="000000" w:space="0" w:sz="0" w:val="nil"/>
-            </w:tcBorders>
             <w:shd w:fill="auto" w:val="clear"/>
             <w:tcMar>
               <w:top w:w="99.77952755905513" w:type="dxa"/>
@@ -1423,11 +1408,12 @@
               <w:bottom w:w="99.77952755905513" w:type="dxa"/>
               <w:right w:w="99.77952755905513" w:type="dxa"/>
             </w:tcMar>
-            <w:vAlign w:val="center"/>
-          </w:tcPr>
-          <w:p>
-            <w:pPr>
-              <w:spacing w:after="0" w:before="0" w:line="240" w:lineRule="auto"/>
+            <w:vAlign w:val="top"/>
+          </w:tcPr>
+          <w:p>
+            <w:pPr>
+              <w:spacing w:after="0" w:before="0" w:line="240" w:lineRule="auto"/>
+              <w:jc w:val="both"/>
               <w:rPr/>
             </w:pPr>
             <w:r>
@@ -1496,7 +1482,7 @@
                 <w:right w:color="000000" w:space="0" w:sz="0" w:val="none"/>
                 <w:between w:color="000000" w:space="0" w:sz="0" w:val="none"/>
               </w:pBdr>
-              <w:spacing w:after="0" w:before="0" w:lineRule="auto"/>
+              <w:spacing w:after="0" w:before="0" w:line="240" w:lineRule="auto"/>
               <w:rPr/>
             </w:pPr>
             <w:r>
@@ -1546,12 +1532,6 @@
         </w:tc>
         <w:tc>
           <w:tcPr>
-            <w:tcBorders>
-              <w:top w:color="000000" w:space="0" w:sz="0" w:val="nil"/>
-              <w:left w:color="000000" w:space="0" w:sz="0" w:val="nil"/>
-              <w:bottom w:color="000000" w:space="0" w:sz="0" w:val="nil"/>
-              <w:right w:color="000000" w:space="0" w:sz="0" w:val="nil"/>
-            </w:tcBorders>
             <w:shd w:fill="auto" w:val="clear"/>
             <w:tcMar>
               <w:top w:w="99.77952755905513" w:type="dxa"/>
@@ -1559,68 +1539,7 @@
               <w:bottom w:w="99.77952755905513" w:type="dxa"/>
               <w:right w:w="99.77952755905513" w:type="dxa"/>
             </w:tcMar>
-            <w:vAlign w:val="center"/>
-          </w:tcPr>
-          <w:p>
-            <w:pPr>
-              <w:spacing w:after="0" w:before="0" w:line="240" w:lineRule="auto"/>
-              <w:rPr/>
-            </w:pPr>
-            <w:r>
-              <w:rPr>
-                <w:rtl w:val="0"/>
-              </w:rPr>
-              <w:t xml:space="preserve">{{customerTax}}</w:t>
-            </w:r>
-          </w:p>
-        </w:tc>
-        <w:tc>
-          <w:tcPr>
-            <w:tcBorders>
-              <w:top w:color="000000" w:space="0" w:sz="0" w:val="nil"/>
-              <w:left w:color="000000" w:space="0" w:sz="0" w:val="nil"/>
-              <w:bottom w:color="000000" w:space="0" w:sz="0" w:val="nil"/>
-              <w:right w:color="000000" w:space="0" w:sz="0" w:val="nil"/>
-            </w:tcBorders>
-            <w:shd w:fill="auto" w:val="clear"/>
-            <w:tcMar>
-              <w:top w:w="99.77952755905513" w:type="dxa"/>
-              <w:left w:w="99.77952755905513" w:type="dxa"/>
-              <w:bottom w:w="99.77952755905513" w:type="dxa"/>
-              <w:right w:w="99.77952755905513" w:type="dxa"/>
-            </w:tcMar>
-            <w:vAlign w:val="center"/>
-          </w:tcPr>
-          <w:p>
-            <w:pPr>
-              <w:spacing w:after="0" w:before="0" w:line="240" w:lineRule="auto"/>
-              <w:jc w:val="center"/>
-              <w:rPr/>
-            </w:pPr>
-            <w:r>
-              <w:rPr>
-                <w:rtl w:val="0"/>
-              </w:rPr>
-              <w:t xml:space="preserve">{{executorTaxLabel}}</w:t>
-            </w:r>
-          </w:p>
-        </w:tc>
-        <w:tc>
-          <w:tcPr>
-            <w:tcBorders>
-              <w:top w:color="000000" w:space="0" w:sz="0" w:val="nil"/>
-              <w:left w:color="000000" w:space="0" w:sz="0" w:val="nil"/>
-              <w:bottom w:color="000000" w:space="0" w:sz="0" w:val="nil"/>
-              <w:right w:color="000000" w:space="0" w:sz="0" w:val="nil"/>
-            </w:tcBorders>
-            <w:shd w:fill="auto" w:val="clear"/>
-            <w:tcMar>
-              <w:top w:w="99.77952755905513" w:type="dxa"/>
-              <w:left w:w="99.77952755905513" w:type="dxa"/>
-              <w:bottom w:w="99.77952755905513" w:type="dxa"/>
-              <w:right w:w="99.77952755905513" w:type="dxa"/>
-            </w:tcMar>
-            <w:vAlign w:val="center"/>
+            <w:vAlign w:val="top"/>
           </w:tcPr>
           <w:p>
             <w:pPr>
@@ -1632,23 +1551,17 @@
                 <w:right w:color="000000" w:space="0" w:sz="0" w:val="none"/>
                 <w:between w:color="000000" w:space="0" w:sz="0" w:val="none"/>
               </w:pBdr>
-              <w:spacing w:after="0" w:before="0" w:lineRule="auto"/>
+              <w:spacing w:after="0" w:before="0" w:line="240" w:lineRule="auto"/>
               <w:rPr/>
             </w:pPr>
             <w:r>
               <w:rPr>
                 <w:rtl w:val="0"/>
               </w:rPr>
-              <w:t xml:space="preserve">{{executorTax}}</w:t>
-            </w:r>
-          </w:p>
-        </w:tc>
-      </w:tr>
-      <w:tr>
-        <w:trPr>
-          <w:cantSplit w:val="0"/>
-          <w:tblHeader w:val="0"/>
-        </w:trPr>
+              <w:t xml:space="preserve">{{customerTax}}</w:t>
+            </w:r>
+          </w:p>
+        </w:tc>
         <w:tc>
           <w:tcPr>
             <w:tcBorders>
@@ -1676,68 +1589,7 @@
               <w:rPr>
                 <w:rtl w:val="0"/>
               </w:rPr>
-              <w:t xml:space="preserve">{{customerAddressLabel}}</w:t>
-            </w:r>
-          </w:p>
-        </w:tc>
-        <w:tc>
-          <w:tcPr>
-            <w:tcBorders>
-              <w:top w:color="000000" w:space="0" w:sz="0" w:val="nil"/>
-              <w:left w:color="000000" w:space="0" w:sz="0" w:val="nil"/>
-              <w:bottom w:color="000000" w:space="0" w:sz="0" w:val="nil"/>
-              <w:right w:color="000000" w:space="0" w:sz="0" w:val="nil"/>
-            </w:tcBorders>
-            <w:shd w:fill="auto" w:val="clear"/>
-            <w:tcMar>
-              <w:top w:w="99.77952755905513" w:type="dxa"/>
-              <w:left w:w="99.77952755905513" w:type="dxa"/>
-              <w:bottom w:w="99.77952755905513" w:type="dxa"/>
-              <w:right w:w="99.77952755905513" w:type="dxa"/>
-            </w:tcMar>
-            <w:vAlign w:val="center"/>
-          </w:tcPr>
-          <w:p>
-            <w:pPr>
-              <w:spacing w:after="0" w:before="0" w:line="240" w:lineRule="auto"/>
-              <w:rPr/>
-            </w:pPr>
-            <w:r>
-              <w:rPr>
-                <w:rtl w:val="0"/>
-              </w:rPr>
-              <w:t xml:space="preserve">{{customerAddress}}</w:t>
-            </w:r>
-          </w:p>
-        </w:tc>
-        <w:tc>
-          <w:tcPr>
-            <w:tcBorders>
-              <w:top w:color="000000" w:space="0" w:sz="0" w:val="nil"/>
-              <w:left w:color="000000" w:space="0" w:sz="0" w:val="nil"/>
-              <w:bottom w:color="000000" w:space="0" w:sz="0" w:val="nil"/>
-              <w:right w:color="000000" w:space="0" w:sz="0" w:val="nil"/>
-            </w:tcBorders>
-            <w:shd w:fill="auto" w:val="clear"/>
-            <w:tcMar>
-              <w:top w:w="99.77952755905513" w:type="dxa"/>
-              <w:left w:w="99.77952755905513" w:type="dxa"/>
-              <w:bottom w:w="99.77952755905513" w:type="dxa"/>
-              <w:right w:w="99.77952755905513" w:type="dxa"/>
-            </w:tcMar>
-            <w:vAlign w:val="center"/>
-          </w:tcPr>
-          <w:p>
-            <w:pPr>
-              <w:spacing w:after="0" w:before="0" w:line="240" w:lineRule="auto"/>
-              <w:jc w:val="center"/>
-              <w:rPr/>
-            </w:pPr>
-            <w:r>
-              <w:rPr>
-                <w:rtl w:val="0"/>
-              </w:rPr>
-              <w:t xml:space="preserve">{{executorAddressLabel}}</w:t>
+              <w:t xml:space="preserve">{{executorTaxLabel}}</w:t>
             </w:r>
           </w:p>
         </w:tc>
@@ -1768,14 +1620,14 @@
                 <w:right w:color="000000" w:space="0" w:sz="0" w:val="none"/>
                 <w:between w:color="000000" w:space="0" w:sz="0" w:val="none"/>
               </w:pBdr>
-              <w:spacing w:after="0" w:before="0" w:lineRule="auto"/>
+              <w:spacing w:after="0" w:before="0" w:line="240" w:lineRule="auto"/>
               <w:rPr/>
             </w:pPr>
             <w:r>
               <w:rPr>
                 <w:rtl w:val="0"/>
               </w:rPr>
-              <w:t xml:space="preserve">{{executorAddress}}</w:t>
+              <w:t xml:space="preserve">{{executorTax}}</w:t>
             </w:r>
           </w:p>
         </w:tc>
@@ -1812,7 +1664,7 @@
               <w:rPr>
                 <w:rtl w:val="0"/>
               </w:rPr>
-              <w:t xml:space="preserve">{{customerAccountLabel}}</w:t>
+              <w:t xml:space="preserve">{{customerAddressLabel}}</w:t>
             </w:r>
           </w:p>
         </w:tc>
@@ -1824,6 +1676,30 @@
               <w:bottom w:color="000000" w:space="0" w:sz="0" w:val="nil"/>
               <w:right w:color="000000" w:space="0" w:sz="0" w:val="nil"/>
             </w:tcBorders>
+            <w:vAlign w:val="center"/>
+          </w:tcPr>
+          <w:p>
+            <w:pPr>
+              <w:spacing w:after="0" w:before="0" w:line="240" w:lineRule="auto"/>
+              <w:jc w:val="both"/>
+              <w:rPr/>
+            </w:pPr>
+            <w:r>
+              <w:rPr>
+                <w:rtl w:val="0"/>
+              </w:rPr>
+              <w:t xml:space="preserve">{{customerAddress}}</w:t>
+            </w:r>
+          </w:p>
+        </w:tc>
+        <w:tc>
+          <w:tcPr>
+            <w:tcBorders>
+              <w:top w:color="000000" w:space="0" w:sz="0" w:val="nil"/>
+              <w:left w:color="000000" w:space="0" w:sz="0" w:val="nil"/>
+              <w:bottom w:color="000000" w:space="0" w:sz="0" w:val="nil"/>
+              <w:right w:color="000000" w:space="0" w:sz="0" w:val="nil"/>
+            </w:tcBorders>
             <w:shd w:fill="auto" w:val="clear"/>
             <w:tcMar>
               <w:top w:w="99.77952755905513" w:type="dxa"/>
@@ -1836,36 +1712,6 @@
           <w:p>
             <w:pPr>
               <w:spacing w:after="0" w:before="0" w:line="240" w:lineRule="auto"/>
-              <w:rPr/>
-            </w:pPr>
-            <w:r>
-              <w:rPr>
-                <w:rtl w:val="0"/>
-              </w:rPr>
-              <w:t xml:space="preserve">{{customerAccount}}</w:t>
-            </w:r>
-          </w:p>
-        </w:tc>
-        <w:tc>
-          <w:tcPr>
-            <w:tcBorders>
-              <w:top w:color="000000" w:space="0" w:sz="0" w:val="nil"/>
-              <w:left w:color="000000" w:space="0" w:sz="0" w:val="nil"/>
-              <w:bottom w:color="000000" w:space="0" w:sz="0" w:val="nil"/>
-              <w:right w:color="000000" w:space="0" w:sz="0" w:val="nil"/>
-            </w:tcBorders>
-            <w:shd w:fill="auto" w:val="clear"/>
-            <w:tcMar>
-              <w:top w:w="99.77952755905513" w:type="dxa"/>
-              <w:left w:w="99.77952755905513" w:type="dxa"/>
-              <w:bottom w:w="99.77952755905513" w:type="dxa"/>
-              <w:right w:w="99.77952755905513" w:type="dxa"/>
-            </w:tcMar>
-            <w:vAlign w:val="center"/>
-          </w:tcPr>
-          <w:p>
-            <w:pPr>
-              <w:spacing w:after="0" w:before="0" w:line="240" w:lineRule="auto"/>
               <w:jc w:val="center"/>
               <w:rPr/>
             </w:pPr>
@@ -1873,7 +1719,7 @@
               <w:rPr>
                 <w:rtl w:val="0"/>
               </w:rPr>
-              <w:t xml:space="preserve">{{executorAccountLabel}}</w:t>
+              <w:t xml:space="preserve">{{executorAddressLabel}}</w:t>
             </w:r>
           </w:p>
         </w:tc>
@@ -1904,21 +1750,14 @@
                 <w:right w:color="000000" w:space="0" w:sz="0" w:val="none"/>
                 <w:between w:color="000000" w:space="0" w:sz="0" w:val="none"/>
               </w:pBdr>
-              <w:spacing w:after="0" w:before="0" w:lineRule="auto"/>
-              <w:rPr>
-                <w:highlight w:val="yellow"/>
-              </w:rPr>
-            </w:pPr>
-            <w:r>
-              <w:rPr>
-                <w:rtl w:val="0"/>
-              </w:rPr>
-              <w:t xml:space="preserve">{{executorAccount}}</w:t>
-            </w:r>
-            <w:r>
-              <w:rPr>
-                <w:rtl w:val="0"/>
-              </w:rPr>
+              <w:spacing w:after="0" w:before="0" w:line="240" w:lineRule="auto"/>
+              <w:rPr/>
+            </w:pPr>
+            <w:r>
+              <w:rPr>
+                <w:rtl w:val="0"/>
+              </w:rPr>
+              <w:t xml:space="preserve">{{executorAddress}}</w:t>
             </w:r>
           </w:p>
         </w:tc>
@@ -1955,7 +1794,7 @@
               <w:rPr>
                 <w:rtl w:val="0"/>
               </w:rPr>
-              <w:t xml:space="preserve">{{customerBankLabel}}</w:t>
+              <w:t xml:space="preserve">{{customerAccountLabel}}</w:t>
             </w:r>
           </w:p>
         </w:tc>
@@ -1967,6 +1806,36 @@
               <w:bottom w:color="000000" w:space="0" w:sz="0" w:val="nil"/>
               <w:right w:color="000000" w:space="0" w:sz="0" w:val="nil"/>
             </w:tcBorders>
+            <w:tcMar>
+              <w:top w:w="100.0" w:type="dxa"/>
+              <w:left w:w="100.0" w:type="dxa"/>
+              <w:bottom w:w="100.0" w:type="dxa"/>
+              <w:right w:w="100.0" w:type="dxa"/>
+            </w:tcMar>
+            <w:vAlign w:val="center"/>
+          </w:tcPr>
+          <w:p>
+            <w:pPr>
+              <w:spacing w:after="0" w:before="0" w:line="240" w:lineRule="auto"/>
+              <w:jc w:val="both"/>
+              <w:rPr/>
+            </w:pPr>
+            <w:r>
+              <w:rPr>
+                <w:rtl w:val="0"/>
+              </w:rPr>
+              <w:t xml:space="preserve">{{customerAccount}}</w:t>
+            </w:r>
+          </w:p>
+        </w:tc>
+        <w:tc>
+          <w:tcPr>
+            <w:tcBorders>
+              <w:top w:color="000000" w:space="0" w:sz="0" w:val="nil"/>
+              <w:left w:color="000000" w:space="0" w:sz="0" w:val="nil"/>
+              <w:bottom w:color="000000" w:space="0" w:sz="0" w:val="nil"/>
+              <w:right w:color="000000" w:space="0" w:sz="0" w:val="nil"/>
+            </w:tcBorders>
             <w:shd w:fill="auto" w:val="clear"/>
             <w:tcMar>
               <w:top w:w="99.77952755905513" w:type="dxa"/>
@@ -1979,36 +1848,6 @@
           <w:p>
             <w:pPr>
               <w:spacing w:after="0" w:before="0" w:line="240" w:lineRule="auto"/>
-              <w:rPr/>
-            </w:pPr>
-            <w:r>
-              <w:rPr>
-                <w:rtl w:val="0"/>
-              </w:rPr>
-              <w:t xml:space="preserve">{{customerBank}}</w:t>
-            </w:r>
-          </w:p>
-        </w:tc>
-        <w:tc>
-          <w:tcPr>
-            <w:tcBorders>
-              <w:top w:color="000000" w:space="0" w:sz="0" w:val="nil"/>
-              <w:left w:color="000000" w:space="0" w:sz="0" w:val="nil"/>
-              <w:bottom w:color="000000" w:space="0" w:sz="0" w:val="nil"/>
-              <w:right w:color="000000" w:space="0" w:sz="0" w:val="nil"/>
-            </w:tcBorders>
-            <w:shd w:fill="auto" w:val="clear"/>
-            <w:tcMar>
-              <w:top w:w="99.77952755905513" w:type="dxa"/>
-              <w:left w:w="99.77952755905513" w:type="dxa"/>
-              <w:bottom w:w="99.77952755905513" w:type="dxa"/>
-              <w:right w:w="99.77952755905513" w:type="dxa"/>
-            </w:tcMar>
-            <w:vAlign w:val="center"/>
-          </w:tcPr>
-          <w:p>
-            <w:pPr>
-              <w:spacing w:after="0" w:before="0" w:line="240" w:lineRule="auto"/>
               <w:jc w:val="center"/>
               <w:rPr/>
             </w:pPr>
@@ -2016,7 +1855,7 @@
               <w:rPr>
                 <w:rtl w:val="0"/>
               </w:rPr>
-              <w:t xml:space="preserve">{{executorBankLabel}}</w:t>
+              <w:t xml:space="preserve">{{executorAccountLabel}}</w:t>
             </w:r>
           </w:p>
         </w:tc>
@@ -2047,7 +1886,7 @@
                 <w:right w:color="000000" w:space="0" w:sz="0" w:val="none"/>
                 <w:between w:color="000000" w:space="0" w:sz="0" w:val="none"/>
               </w:pBdr>
-              <w:spacing w:after="0" w:before="0" w:lineRule="auto"/>
+              <w:spacing w:after="0" w:before="0" w:line="240" w:lineRule="auto"/>
               <w:rPr>
                 <w:highlight w:val="yellow"/>
               </w:rPr>
@@ -2056,7 +1895,7 @@
               <w:rPr>
                 <w:rtl w:val="0"/>
               </w:rPr>
-              <w:t xml:space="preserve">{{executorBank}}</w:t>
+              <w:t xml:space="preserve">{{executorAccount}}</w:t>
             </w:r>
             <w:r>
               <w:rPr>
@@ -2098,7 +1937,32 @@
               <w:rPr>
                 <w:rtl w:val="0"/>
               </w:rPr>
-              <w:t xml:space="preserve">{{customerCorrLabel}}</w:t>
+              <w:t xml:space="preserve">{{customerBankLabel}}</w:t>
+            </w:r>
+          </w:p>
+        </w:tc>
+        <w:tc>
+          <w:tcPr>
+            <w:shd w:fill="auto" w:val="clear"/>
+            <w:tcMar>
+              <w:top w:w="99.77952755905513" w:type="dxa"/>
+              <w:left w:w="99.77952755905513" w:type="dxa"/>
+              <w:bottom w:w="99.77952755905513" w:type="dxa"/>
+              <w:right w:w="99.77952755905513" w:type="dxa"/>
+            </w:tcMar>
+            <w:vAlign w:val="top"/>
+          </w:tcPr>
+          <w:p>
+            <w:pPr>
+              <w:spacing w:after="0" w:before="0" w:line="240" w:lineRule="auto"/>
+              <w:jc w:val="both"/>
+              <w:rPr/>
+            </w:pPr>
+            <w:r>
+              <w:rPr>
+                <w:rtl w:val="0"/>
+              </w:rPr>
+              <w:t xml:space="preserve">{{customerBank}}</w:t>
             </w:r>
           </w:p>
         </w:tc>
@@ -2122,36 +1986,6 @@
           <w:p>
             <w:pPr>
               <w:spacing w:after="0" w:before="0" w:line="240" w:lineRule="auto"/>
-              <w:rPr/>
-            </w:pPr>
-            <w:r>
-              <w:rPr>
-                <w:rtl w:val="0"/>
-              </w:rPr>
-              <w:t xml:space="preserve">{{customerCorr}}</w:t>
-            </w:r>
-          </w:p>
-        </w:tc>
-        <w:tc>
-          <w:tcPr>
-            <w:tcBorders>
-              <w:top w:color="000000" w:space="0" w:sz="0" w:val="nil"/>
-              <w:left w:color="000000" w:space="0" w:sz="0" w:val="nil"/>
-              <w:bottom w:color="000000" w:space="0" w:sz="0" w:val="nil"/>
-              <w:right w:color="000000" w:space="0" w:sz="0" w:val="nil"/>
-            </w:tcBorders>
-            <w:shd w:fill="auto" w:val="clear"/>
-            <w:tcMar>
-              <w:top w:w="99.77952755905513" w:type="dxa"/>
-              <w:left w:w="99.77952755905513" w:type="dxa"/>
-              <w:bottom w:w="99.77952755905513" w:type="dxa"/>
-              <w:right w:w="99.77952755905513" w:type="dxa"/>
-            </w:tcMar>
-            <w:vAlign w:val="center"/>
-          </w:tcPr>
-          <w:p>
-            <w:pPr>
-              <w:spacing w:after="0" w:before="0" w:line="240" w:lineRule="auto"/>
               <w:jc w:val="center"/>
               <w:rPr/>
             </w:pPr>
@@ -2159,7 +1993,7 @@
               <w:rPr>
                 <w:rtl w:val="0"/>
               </w:rPr>
-              <w:t xml:space="preserve">{{executorCorrLabel}}</w:t>
+              <w:t xml:space="preserve">{{executorBankLabel}}</w:t>
             </w:r>
           </w:p>
         </w:tc>
@@ -2190,7 +2024,7 @@
                 <w:right w:color="000000" w:space="0" w:sz="0" w:val="none"/>
                 <w:between w:color="000000" w:space="0" w:sz="0" w:val="none"/>
               </w:pBdr>
-              <w:spacing w:after="0" w:before="0" w:lineRule="auto"/>
+              <w:spacing w:after="0" w:before="0" w:line="240" w:lineRule="auto"/>
               <w:rPr>
                 <w:highlight w:val="yellow"/>
               </w:rPr>
@@ -2199,7 +2033,7 @@
               <w:rPr>
                 <w:rtl w:val="0"/>
               </w:rPr>
-              <w:t xml:space="preserve">{{executorCorr}}</w:t>
+              <w:t xml:space="preserve">{{executorBank}}</w:t>
             </w:r>
             <w:r>
               <w:rPr>
@@ -2241,7 +2075,7 @@
               <w:rPr>
                 <w:rtl w:val="0"/>
               </w:rPr>
-              <w:t xml:space="preserve">{{customerBikLabel}}</w:t>
+              <w:t xml:space="preserve">{{customerCorrLabel}}</w:t>
             </w:r>
           </w:p>
         </w:tc>
@@ -2253,6 +2087,36 @@
               <w:bottom w:color="000000" w:space="0" w:sz="0" w:val="nil"/>
               <w:right w:color="000000" w:space="0" w:sz="0" w:val="nil"/>
             </w:tcBorders>
+            <w:tcMar>
+              <w:top w:w="100.0" w:type="dxa"/>
+              <w:left w:w="100.0" w:type="dxa"/>
+              <w:bottom w:w="100.0" w:type="dxa"/>
+              <w:right w:w="100.0" w:type="dxa"/>
+            </w:tcMar>
+            <w:vAlign w:val="center"/>
+          </w:tcPr>
+          <w:p>
+            <w:pPr>
+              <w:spacing w:after="0" w:before="0" w:line="240" w:lineRule="auto"/>
+              <w:jc w:val="both"/>
+              <w:rPr/>
+            </w:pPr>
+            <w:r>
+              <w:rPr>
+                <w:rtl w:val="0"/>
+              </w:rPr>
+              <w:t xml:space="preserve">{{customerCorr}}</w:t>
+            </w:r>
+          </w:p>
+        </w:tc>
+        <w:tc>
+          <w:tcPr>
+            <w:tcBorders>
+              <w:top w:color="000000" w:space="0" w:sz="0" w:val="nil"/>
+              <w:left w:color="000000" w:space="0" w:sz="0" w:val="nil"/>
+              <w:bottom w:color="000000" w:space="0" w:sz="0" w:val="nil"/>
+              <w:right w:color="000000" w:space="0" w:sz="0" w:val="nil"/>
+            </w:tcBorders>
             <w:shd w:fill="auto" w:val="clear"/>
             <w:tcMar>
               <w:top w:w="99.77952755905513" w:type="dxa"/>
@@ -2265,36 +2129,6 @@
           <w:p>
             <w:pPr>
               <w:spacing w:after="0" w:before="0" w:line="240" w:lineRule="auto"/>
-              <w:rPr/>
-            </w:pPr>
-            <w:r>
-              <w:rPr>
-                <w:rtl w:val="0"/>
-              </w:rPr>
-              <w:t xml:space="preserve">{{customerBik}}</w:t>
-            </w:r>
-          </w:p>
-        </w:tc>
-        <w:tc>
-          <w:tcPr>
-            <w:tcBorders>
-              <w:top w:color="000000" w:space="0" w:sz="0" w:val="nil"/>
-              <w:left w:color="000000" w:space="0" w:sz="0" w:val="nil"/>
-              <w:bottom w:color="000000" w:space="0" w:sz="0" w:val="nil"/>
-              <w:right w:color="000000" w:space="0" w:sz="0" w:val="nil"/>
-            </w:tcBorders>
-            <w:shd w:fill="auto" w:val="clear"/>
-            <w:tcMar>
-              <w:top w:w="99.77952755905513" w:type="dxa"/>
-              <w:left w:w="99.77952755905513" w:type="dxa"/>
-              <w:bottom w:w="99.77952755905513" w:type="dxa"/>
-              <w:right w:w="99.77952755905513" w:type="dxa"/>
-            </w:tcMar>
-            <w:vAlign w:val="center"/>
-          </w:tcPr>
-          <w:p>
-            <w:pPr>
-              <w:spacing w:after="0" w:before="0" w:line="240" w:lineRule="auto"/>
               <w:jc w:val="center"/>
               <w:rPr/>
             </w:pPr>
@@ -2302,7 +2136,7 @@
               <w:rPr>
                 <w:rtl w:val="0"/>
               </w:rPr>
-              <w:t xml:space="preserve">{{executorBikLabel}}</w:t>
+              <w:t xml:space="preserve">{{executorCorrLabel}}</w:t>
             </w:r>
           </w:p>
         </w:tc>
@@ -2333,7 +2167,7 @@
                 <w:right w:color="000000" w:space="0" w:sz="0" w:val="none"/>
                 <w:between w:color="000000" w:space="0" w:sz="0" w:val="none"/>
               </w:pBdr>
-              <w:spacing w:after="0" w:before="0" w:lineRule="auto"/>
+              <w:spacing w:after="0" w:before="0" w:line="240" w:lineRule="auto"/>
               <w:rPr>
                 <w:highlight w:val="yellow"/>
               </w:rPr>
@@ -2342,7 +2176,7 @@
               <w:rPr>
                 <w:rtl w:val="0"/>
               </w:rPr>
-              <w:t xml:space="preserve">{{executorBik}}</w:t>
+              <w:t xml:space="preserve">{{executorCorr}}</w:t>
             </w:r>
             <w:r>
               <w:rPr>
@@ -2384,7 +2218,7 @@
               <w:rPr>
                 <w:rtl w:val="0"/>
               </w:rPr>
-              <w:t xml:space="preserve">{{customerEmailLabel}}</w:t>
+              <w:t xml:space="preserve">{{customerBikLabel}}</w:t>
             </w:r>
           </w:p>
         </w:tc>
@@ -2396,6 +2230,36 @@
               <w:bottom w:color="000000" w:space="0" w:sz="0" w:val="nil"/>
               <w:right w:color="000000" w:space="0" w:sz="0" w:val="nil"/>
             </w:tcBorders>
+            <w:tcMar>
+              <w:top w:w="100.0" w:type="dxa"/>
+              <w:left w:w="100.0" w:type="dxa"/>
+              <w:bottom w:w="100.0" w:type="dxa"/>
+              <w:right w:w="100.0" w:type="dxa"/>
+            </w:tcMar>
+            <w:vAlign w:val="center"/>
+          </w:tcPr>
+          <w:p>
+            <w:pPr>
+              <w:spacing w:after="0" w:before="0" w:line="240" w:lineRule="auto"/>
+              <w:jc w:val="both"/>
+              <w:rPr/>
+            </w:pPr>
+            <w:r>
+              <w:rPr>
+                <w:rtl w:val="0"/>
+              </w:rPr>
+              <w:t xml:space="preserve">{{customerBik}}</w:t>
+            </w:r>
+          </w:p>
+        </w:tc>
+        <w:tc>
+          <w:tcPr>
+            <w:tcBorders>
+              <w:top w:color="000000" w:space="0" w:sz="0" w:val="nil"/>
+              <w:left w:color="000000" w:space="0" w:sz="0" w:val="nil"/>
+              <w:bottom w:color="000000" w:space="0" w:sz="0" w:val="nil"/>
+              <w:right w:color="000000" w:space="0" w:sz="0" w:val="nil"/>
+            </w:tcBorders>
             <w:shd w:fill="auto" w:val="clear"/>
             <w:tcMar>
               <w:top w:w="99.77952755905513" w:type="dxa"/>
@@ -2408,36 +2272,6 @@
           <w:p>
             <w:pPr>
               <w:spacing w:after="0" w:before="0" w:line="240" w:lineRule="auto"/>
-              <w:rPr/>
-            </w:pPr>
-            <w:r>
-              <w:rPr>
-                <w:rtl w:val="0"/>
-              </w:rPr>
-              <w:t xml:space="preserve">{{customerEmail}}</w:t>
-            </w:r>
-          </w:p>
-        </w:tc>
-        <w:tc>
-          <w:tcPr>
-            <w:tcBorders>
-              <w:top w:color="000000" w:space="0" w:sz="0" w:val="nil"/>
-              <w:left w:color="000000" w:space="0" w:sz="0" w:val="nil"/>
-              <w:bottom w:color="000000" w:space="0" w:sz="0" w:val="nil"/>
-              <w:right w:color="000000" w:space="0" w:sz="0" w:val="nil"/>
-            </w:tcBorders>
-            <w:shd w:fill="auto" w:val="clear"/>
-            <w:tcMar>
-              <w:top w:w="99.77952755905513" w:type="dxa"/>
-              <w:left w:w="99.77952755905513" w:type="dxa"/>
-              <w:bottom w:w="99.77952755905513" w:type="dxa"/>
-              <w:right w:w="99.77952755905513" w:type="dxa"/>
-            </w:tcMar>
-            <w:vAlign w:val="center"/>
-          </w:tcPr>
-          <w:p>
-            <w:pPr>
-              <w:spacing w:after="0" w:before="0" w:line="240" w:lineRule="auto"/>
               <w:jc w:val="center"/>
               <w:rPr/>
             </w:pPr>
@@ -2445,7 +2279,7 @@
               <w:rPr>
                 <w:rtl w:val="0"/>
               </w:rPr>
-              <w:t xml:space="preserve">{{executorEmailLabel}}</w:t>
+              <w:t xml:space="preserve">{{executorBikLabel}}</w:t>
             </w:r>
           </w:p>
         </w:tc>
@@ -2476,7 +2310,157 @@
                 <w:right w:color="000000" w:space="0" w:sz="0" w:val="none"/>
                 <w:between w:color="000000" w:space="0" w:sz="0" w:val="none"/>
               </w:pBdr>
-              <w:spacing w:after="0" w:before="0" w:lineRule="auto"/>
+              <w:spacing w:after="0" w:before="0" w:line="240" w:lineRule="auto"/>
+              <w:rPr>
+                <w:highlight w:val="yellow"/>
+              </w:rPr>
+            </w:pPr>
+            <w:r>
+              <w:rPr>
+                <w:rtl w:val="0"/>
+              </w:rPr>
+              <w:t xml:space="preserve">{{executorBik}}</w:t>
+            </w:r>
+            <w:r>
+              <w:rPr>
+                <w:rtl w:val="0"/>
+              </w:rPr>
+            </w:r>
+          </w:p>
+        </w:tc>
+      </w:tr>
+      <w:tr>
+        <w:trPr>
+          <w:cantSplit w:val="0"/>
+          <w:tblHeader w:val="0"/>
+        </w:trPr>
+        <w:tc>
+          <w:tcPr>
+            <w:tcBorders>
+              <w:top w:color="000000" w:space="0" w:sz="0" w:val="nil"/>
+              <w:left w:color="000000" w:space="0" w:sz="0" w:val="nil"/>
+              <w:bottom w:color="000000" w:space="0" w:sz="0" w:val="nil"/>
+              <w:right w:color="000000" w:space="0" w:sz="0" w:val="nil"/>
+            </w:tcBorders>
+            <w:shd w:fill="auto" w:val="clear"/>
+            <w:tcMar>
+              <w:top w:w="99.77952755905513" w:type="dxa"/>
+              <w:left w:w="99.77952755905513" w:type="dxa"/>
+              <w:bottom w:w="99.77952755905513" w:type="dxa"/>
+              <w:right w:w="99.77952755905513" w:type="dxa"/>
+            </w:tcMar>
+            <w:vAlign w:val="center"/>
+          </w:tcPr>
+          <w:p>
+            <w:pPr>
+              <w:spacing w:after="0" w:before="0" w:line="240" w:lineRule="auto"/>
+              <w:jc w:val="center"/>
+              <w:rPr/>
+            </w:pPr>
+            <w:r>
+              <w:rPr>
+                <w:rtl w:val="0"/>
+              </w:rPr>
+              <w:t xml:space="preserve">{{customerEmailLabel}}</w:t>
+            </w:r>
+          </w:p>
+        </w:tc>
+        <w:tc>
+          <w:tcPr>
+            <w:tcBorders>
+              <w:top w:color="000000" w:space="0" w:sz="0" w:val="nil"/>
+              <w:left w:color="000000" w:space="0" w:sz="0" w:val="nil"/>
+              <w:bottom w:color="000000" w:space="0" w:sz="0" w:val="nil"/>
+              <w:right w:color="000000" w:space="0" w:sz="0" w:val="nil"/>
+            </w:tcBorders>
+            <w:shd w:fill="auto" w:val="clear"/>
+            <w:tcMar>
+              <w:top w:w="99.77952755905513" w:type="dxa"/>
+              <w:left w:w="99.77952755905513" w:type="dxa"/>
+              <w:bottom w:w="99.77952755905513" w:type="dxa"/>
+              <w:right w:w="99.77952755905513" w:type="dxa"/>
+            </w:tcMar>
+            <w:vAlign w:val="center"/>
+          </w:tcPr>
+          <w:p>
+            <w:pPr>
+              <w:spacing w:after="0" w:before="0" w:line="240" w:lineRule="auto"/>
+              <w:rPr>
+                <w:highlight w:val="red"/>
+              </w:rPr>
+            </w:pPr>
+            <w:r>
+              <w:rPr>
+                <w:rtl w:val="0"/>
+              </w:rPr>
+              <w:t xml:space="preserve">{{customerEmail}}</w:t>
+            </w:r>
+            <w:r>
+              <w:rPr>
+                <w:rtl w:val="0"/>
+              </w:rPr>
+            </w:r>
+          </w:p>
+        </w:tc>
+        <w:tc>
+          <w:tcPr>
+            <w:tcBorders>
+              <w:top w:color="000000" w:space="0" w:sz="0" w:val="nil"/>
+              <w:left w:color="000000" w:space="0" w:sz="0" w:val="nil"/>
+              <w:bottom w:color="000000" w:space="0" w:sz="0" w:val="nil"/>
+              <w:right w:color="000000" w:space="0" w:sz="0" w:val="nil"/>
+            </w:tcBorders>
+            <w:shd w:fill="auto" w:val="clear"/>
+            <w:tcMar>
+              <w:top w:w="99.77952755905513" w:type="dxa"/>
+              <w:left w:w="99.77952755905513" w:type="dxa"/>
+              <w:bottom w:w="99.77952755905513" w:type="dxa"/>
+              <w:right w:w="99.77952755905513" w:type="dxa"/>
+            </w:tcMar>
+            <w:vAlign w:val="center"/>
+          </w:tcPr>
+          <w:p>
+            <w:pPr>
+              <w:spacing w:after="0" w:before="0" w:line="240" w:lineRule="auto"/>
+              <w:jc w:val="center"/>
+              <w:rPr/>
+            </w:pPr>
+            <w:r>
+              <w:rPr>
+                <w:rtl w:val="0"/>
+              </w:rPr>
+              <w:t xml:space="preserve">{{executorEmailLabel}}</w:t>
+            </w:r>
+          </w:p>
+        </w:tc>
+        <w:tc>
+          <w:tcPr>
+            <w:tcBorders>
+              <w:top w:color="000000" w:space="0" w:sz="0" w:val="nil"/>
+              <w:left w:color="000000" w:space="0" w:sz="0" w:val="nil"/>
+              <w:bottom w:color="000000" w:space="0" w:sz="0" w:val="nil"/>
+              <w:right w:color="000000" w:space="0" w:sz="0" w:val="nil"/>
+            </w:tcBorders>
+            <w:shd w:fill="auto" w:val="clear"/>
+            <w:tcMar>
+              <w:top w:w="99.77952755905513" w:type="dxa"/>
+              <w:left w:w="99.77952755905513" w:type="dxa"/>
+              <w:bottom w:w="99.77952755905513" w:type="dxa"/>
+              <w:right w:w="99.77952755905513" w:type="dxa"/>
+            </w:tcMar>
+            <w:vAlign w:val="center"/>
+          </w:tcPr>
+          <w:p>
+            <w:pPr>
+              <w:widowControl w:val="1"/>
+              <w:pBdr>
+                <w:top w:color="000000" w:space="0" w:sz="0" w:val="none"/>
+                <w:left w:color="000000" w:space="0" w:sz="0" w:val="none"/>
+                <w:bottom w:color="000000" w:space="0" w:sz="0" w:val="none"/>
+                <w:right w:color="000000" w:space="0" w:sz="0" w:val="none"/>
+                <w:between w:color="000000" w:space="0" w:sz="0" w:val="none"/>
+              </w:pBdr>
+              <w:spacing w:after="0" w:before="0" w:line="240" w:lineRule="auto"/>
               <w:rPr/>
             </w:pPr>
             <w:r>
@@ -2546,6 +2530,30 @@
           <w:p>
             <w:pPr>
               <w:spacing w:after="0" w:before="0" w:line="240" w:lineRule="auto"/>
+              <w:rPr/>
+            </w:pPr>
+            <w:r>
+              <w:rPr>
+                <w:rtl w:val="0"/>
+              </w:rPr>
+              <w:t xml:space="preserve">_____________________ /</w:t>
+            </w:r>
+            <w:r>
+              <w:rPr>
+                <w:highlight w:val="white"/>
+                <w:rtl w:val="0"/>
+              </w:rPr>
+              <w:t xml:space="preserve"> {{customerSignature}}</w:t>
+            </w:r>
+            <w:r>
+              <w:rPr>
+                <w:rtl w:val="0"/>
+              </w:rPr>
+            </w:r>
+          </w:p>
+          <w:p>
+            <w:pPr>
+              <w:spacing w:after="0" w:before="0" w:line="240" w:lineRule="auto"/>
               <w:rPr>
                 <w:b w:val="1"/>
                 <w:bCs w:val="1"/>
@@ -2555,40 +2563,12 @@
               <w:rPr>
                 <w:rtl w:val="0"/>
               </w:rPr>
-            </w:r>
-          </w:p>
-          <w:p>
-            <w:pPr>
-              <w:spacing w:after="0" w:before="0" w:line="240" w:lineRule="auto"/>
-              <w:rPr>
-                <w:b w:val="1"/>
-                <w:bCs w:val="1"/>
-              </w:rPr>
-            </w:pPr>
-            <w:r>
-              <w:rPr>
-                <w:b w:val="1"/>
-                <w:bCs w:val="1"/>
-                <w:rtl w:val="0"/>
-              </w:rPr>
-              <w:t xml:space="preserve">_________________/ {{customerSignature}}</w:t>
-            </w:r>
-          </w:p>
-          <w:p>
-            <w:pPr>
-              <w:spacing w:after="0" w:before="0" w:line="240" w:lineRule="auto"/>
-              <w:rPr>
-                <w:b w:val="1"/>
-                <w:bCs w:val="1"/>
-              </w:rPr>
-            </w:pPr>
-            <w:r>
-              <w:rPr>
-                <w:b w:val="1"/>
-                <w:bCs w:val="1"/>
-                <w:rtl w:val="0"/>
-              </w:rPr>
               <w:t xml:space="preserve">{{customerStamp}}</w:t>
+            </w:r>
+            <w:r>
+              <w:rPr>
+                <w:rtl w:val="0"/>
+              </w:rPr>
             </w:r>
           </w:p>
         </w:tc>
@@ -2630,43 +2610,21 @@
           <w:p>
             <w:pPr>
               <w:spacing w:after="0" w:before="0" w:line="240" w:lineRule="auto"/>
-              <w:rPr>
-                <w:b w:val="1"/>
-                <w:bCs w:val="1"/>
-              </w:rPr>
-            </w:pPr>
-            <w:r>
-              <w:rPr>
-                <w:rtl w:val="0"/>
-              </w:rPr>
-            </w:r>
-          </w:p>
-          <w:p>
-            <w:pPr>
-              <w:spacing w:after="0" w:before="0" w:line="240" w:lineRule="auto"/>
-              <w:rPr>
-                <w:b w:val="1"/>
-                <w:bCs w:val="1"/>
-              </w:rPr>
-            </w:pPr>
-            <w:r>
-              <w:rPr>
-                <w:rtl w:val="0"/>
-              </w:rPr>
-            </w:r>
-          </w:p>
-          <w:p>
-            <w:pPr>
-              <w:spacing w:after="0" w:before="0" w:line="240" w:lineRule="auto"/>
-              <w:rPr>
-                <w:b w:val="1"/>
-                <w:bCs w:val="1"/>
-              </w:rPr>
-            </w:pPr>
-            <w:r>
-              <w:rPr>
-                <w:b w:val="1"/>
-                <w:bCs w:val="1"/>
+              <w:rPr/>
+            </w:pPr>
+            <w:r>
+              <w:rPr>
+                <w:rtl w:val="0"/>
+              </w:rPr>
+            </w:r>
+          </w:p>
+          <w:p>
+            <w:pPr>
+              <w:spacing w:after="0" w:before="0" w:line="240" w:lineRule="auto"/>
+              <w:rPr/>
+            </w:pPr>
+            <w:r>
+              <w:rPr>
                 <w:rtl w:val="0"/>
               </w:rPr>
               <w:t xml:space="preserve">_________________/ {{executorSignature}}</w:t>
@@ -2675,15 +2633,10 @@
           <w:p>
             <w:pPr>
               <w:spacing w:after="0" w:before="0" w:line="240" w:lineRule="auto"/>
-              <w:rPr>
-                <w:b w:val="1"/>
-                <w:bCs w:val="1"/>
-              </w:rPr>
-            </w:pPr>
-            <w:r>
-              <w:rPr>
-                <w:b w:val="1"/>
-                <w:bCs w:val="1"/>
+              <w:rPr/>
+            </w:pPr>
+            <w:r>
+              <w:rPr>
                 <w:rtl w:val="0"/>
               </w:rPr>
               <w:t xml:space="preserve">{{executorStamp}}</w:t>
@@ -2749,14 +2702,17 @@
         <w:rPr/>
       </w:pPr>
       <w:r>
-        <w:rPr>
-          <w:rtl w:val="0"/>
-        </w:rPr>
-      </w:r>
-    </w:p>
-    <w:p>
-      <w:pPr>
-        <w:keepNext w:val="0"/>
+        <w:br w:type="page"/>
+      </w:r>
+      <w:r>
+        <w:rPr>
+          <w:rtl w:val="0"/>
+        </w:rPr>
+      </w:r>
+    </w:p>
+    <w:p>
+      <w:pPr>
+        <w:keepNext w:val="1"/>
         <w:keepLines w:val="0"/>
         <w:pageBreakBefore w:val="0"/>
         <w:widowControl w:val="1"/>
@@ -2771,17 +2727,46 @@
         <w:spacing w:after="0" w:before="0" w:line="240" w:lineRule="auto"/>
         <w:ind w:left="0" w:right="0" w:firstLine="0"/>
         <w:jc w:val="right"/>
-        <w:rPr/>
-      </w:pPr>
-      <w:r>
-        <w:rPr>
-          <w:rtl w:val="0"/>
-        </w:rPr>
-      </w:r>
-    </w:p>
-    <w:p>
-      <w:pPr>
-        <w:keepNext w:val="0"/>
+        <w:rPr>
+          <w:i w:val="0"/>
+          <w:iCs w:val="0"/>
+          <w:smallCaps w:val="0"/>
+          <w:strike w:val="0"/>
+          <w:color w:val="000000"/>
+          <w:u w:val="none"/>
+          <w:shd w:fill="auto" w:val="clear"/>
+          <w:vertAlign w:val="baseline"/>
+        </w:rPr>
+      </w:pPr>
+      <w:r>
+        <w:rPr>
+          <w:i w:val="0"/>
+          <w:iCs w:val="0"/>
+          <w:smallCaps w:val="0"/>
+          <w:strike w:val="0"/>
+          <w:color w:val="000000"/>
+          <w:u w:val="none"/>
+          <w:shd w:fill="auto" w:val="clear"/>
+          <w:vertAlign w:val="baseline"/>
+          <w:rtl w:val="0"/>
+        </w:rPr>
+        <w:t xml:space="preserve">Приложение № </w:t>
+      </w:r>
+      <w:r>
+        <w:rPr>
+          <w:rtl w:val="0"/>
+        </w:rPr>
+        <w:t xml:space="preserve">1</w:t>
+      </w:r>
+      <w:r>
+        <w:rPr>
+          <w:rtl w:val="0"/>
+        </w:rPr>
+      </w:r>
+    </w:p>
+    <w:p>
+      <w:pPr>
+        <w:keepNext w:val="1"/>
         <w:keepLines w:val="0"/>
         <w:pageBreakBefore w:val="0"/>
         <w:widowControl w:val="1"/>
@@ -2796,20 +2781,35 @@
         <w:spacing w:after="0" w:before="0" w:line="240" w:lineRule="auto"/>
         <w:ind w:left="0" w:right="0" w:firstLine="0"/>
         <w:jc w:val="right"/>
-        <w:rPr/>
-      </w:pPr>
-      <w:r>
-        <w:br w:type="page"/>
-      </w:r>
-      <w:r>
-        <w:rPr>
-          <w:rtl w:val="0"/>
-        </w:rPr>
-      </w:r>
-    </w:p>
-    <w:p>
-      <w:pPr>
-        <w:keepNext w:val="0"/>
+        <w:rPr>
+          <w:i w:val="0"/>
+          <w:iCs w:val="0"/>
+          <w:smallCaps w:val="0"/>
+          <w:strike w:val="0"/>
+          <w:color w:val="000000"/>
+          <w:u w:val="none"/>
+          <w:shd w:fill="auto" w:val="clear"/>
+          <w:vertAlign w:val="baseline"/>
+        </w:rPr>
+      </w:pPr>
+      <w:r>
+        <w:rPr>
+          <w:i w:val="0"/>
+          <w:iCs w:val="0"/>
+          <w:smallCaps w:val="0"/>
+          <w:strike w:val="0"/>
+          <w:color w:val="000000"/>
+          <w:u w:val="none"/>
+          <w:shd w:fill="auto" w:val="clear"/>
+          <w:vertAlign w:val="baseline"/>
+          <w:rtl w:val="0"/>
+        </w:rPr>
+        <w:t xml:space="preserve">{{appendixContract}}</w:t>
+      </w:r>
+    </w:p>
+    <w:p>
+      <w:pPr>
+        <w:keepNext w:val="1"/>
         <w:keepLines w:val="0"/>
         <w:pageBreakBefore w:val="0"/>
         <w:widowControl w:val="1"/>
@@ -2847,23 +2847,43 @@
           <w:vertAlign w:val="baseline"/>
           <w:rtl w:val="0"/>
         </w:rPr>
-        <w:t xml:space="preserve">Приложение № </w:t>
-      </w:r>
-      <w:r>
-        <w:rPr>
-          <w:rtl w:val="0"/>
-        </w:rPr>
-        <w:t xml:space="preserve">1</w:t>
-      </w:r>
-      <w:r>
-        <w:rPr>
-          <w:rtl w:val="0"/>
-        </w:rPr>
-      </w:r>
-    </w:p>
-    <w:p>
-      <w:pPr>
-        <w:keepNext w:val="0"/>
+        <w:t xml:space="preserve">{{businessAppendixReference}}</w:t>
+      </w:r>
+      <w:r>
+        <w:rPr>
+          <w:rtl w:val="0"/>
+        </w:rPr>
+        <w:t xml:space="preserve"/>
+      </w:r>
+      <w:r>
+        <w:rPr>
+          <w:i w:val="0"/>
+          <w:iCs w:val="0"/>
+          <w:smallCaps w:val="0"/>
+          <w:strike w:val="0"/>
+          <w:color w:val="000000"/>
+          <w:u w:val="none"/>
+          <w:shd w:fill="auto" w:val="clear"/>
+          <w:vertAlign w:val="baseline"/>
+          <w:rtl w:val="0"/>
+        </w:rPr>
+        <w:t xml:space="preserve"/>
+      </w:r>
+      <w:r>
+        <w:rPr>
+          <w:rtl w:val="0"/>
+        </w:rPr>
+        <w:t xml:space="preserve"/>
+      </w:r>
+      <w:r>
+        <w:rPr>
+          <w:rtl w:val="0"/>
+        </w:rPr>
+      </w:r>
+    </w:p>
+    <w:p>
+      <w:pPr>
+        <w:keepNext w:val="1"/>
         <w:keepLines w:val="0"/>
         <w:pageBreakBefore w:val="0"/>
         <w:widowControl w:val="1"/>
@@ -2877,36 +2897,21 @@
         <w:shd w:fill="auto" w:val="clear"/>
         <w:spacing w:after="0" w:before="0" w:line="240" w:lineRule="auto"/>
         <w:ind w:left="0" w:right="0" w:firstLine="0"/>
-        <w:jc w:val="right"/>
-        <w:rPr>
-          <w:i w:val="0"/>
-          <w:iCs w:val="0"/>
-          <w:smallCaps w:val="0"/>
-          <w:strike w:val="0"/>
-          <w:color w:val="000000"/>
-          <w:u w:val="none"/>
-          <w:shd w:fill="auto" w:val="clear"/>
-          <w:vertAlign w:val="baseline"/>
-        </w:rPr>
-      </w:pPr>
-      <w:r>
-        <w:rPr>
-          <w:i w:val="0"/>
-          <w:iCs w:val="0"/>
-          <w:smallCaps w:val="0"/>
-          <w:strike w:val="0"/>
-          <w:color w:val="000000"/>
-          <w:u w:val="none"/>
-          <w:shd w:fill="auto" w:val="clear"/>
-          <w:vertAlign w:val="baseline"/>
-          <w:rtl w:val="0"/>
-        </w:rPr>
-        <w:t xml:space="preserve">{{appendixContract}}</w:t>
-      </w:r>
-    </w:p>
-    <w:p>
-      <w:pPr>
-        <w:keepNext w:val="0"/>
+        <w:jc w:val="center"/>
+        <w:rPr>
+          <w:b w:val="1"/>
+          <w:bCs w:val="1"/>
+        </w:rPr>
+      </w:pPr>
+      <w:r>
+        <w:rPr>
+          <w:rtl w:val="0"/>
+        </w:rPr>
+      </w:r>
+    </w:p>
+    <w:p>
+      <w:pPr>
+        <w:keepNext w:val="1"/>
         <w:keepLines w:val="0"/>
         <w:pageBreakBefore w:val="0"/>
         <w:widowControl w:val="1"/>
@@ -2918,112 +2923,15 @@
           <w:between w:space="0" w:sz="0" w:val="nil"/>
         </w:pBdr>
         <w:shd w:fill="auto" w:val="clear"/>
-        <w:spacing w:after="200" w:before="0" w:line="240" w:lineRule="auto"/>
-        <w:ind w:left="0" w:right="0" w:firstLine="0"/>
-        <w:jc w:val="right"/>
-        <w:rPr>
-          <w:i w:val="0"/>
-          <w:iCs w:val="0"/>
-          <w:smallCaps w:val="0"/>
-          <w:strike w:val="0"/>
-          <w:color w:val="000000"/>
-          <w:u w:val="none"/>
-          <w:shd w:fill="auto" w:val="clear"/>
-          <w:vertAlign w:val="baseline"/>
-        </w:rPr>
-      </w:pPr>
-      <w:r>
-        <w:rPr>
-          <w:i w:val="0"/>
-          <w:iCs w:val="0"/>
-          <w:smallCaps w:val="0"/>
-          <w:strike w:val="0"/>
-          <w:color w:val="000000"/>
-          <w:u w:val="none"/>
-          <w:shd w:fill="auto" w:val="clear"/>
-          <w:vertAlign w:val="baseline"/>
-          <w:rtl w:val="0"/>
-        </w:rPr>
-        <w:t xml:space="preserve">{{appendixReference}}</w:t>
-      </w:r>
-      <w:r>
-        <w:rPr>
-          <w:rtl w:val="0"/>
-        </w:rPr>
-        <w:t xml:space="preserve"/>
-      </w:r>
-      <w:r>
-        <w:rPr>
-          <w:i w:val="0"/>
-          <w:iCs w:val="0"/>
-          <w:smallCaps w:val="0"/>
-          <w:strike w:val="0"/>
-          <w:color w:val="000000"/>
-          <w:u w:val="none"/>
-          <w:shd w:fill="auto" w:val="clear"/>
-          <w:vertAlign w:val="baseline"/>
-          <w:rtl w:val="0"/>
-        </w:rPr>
-        <w:t xml:space="preserve"/>
-      </w:r>
-      <w:r>
-        <w:rPr>
-          <w:rtl w:val="0"/>
-        </w:rPr>
-        <w:t xml:space="preserve"/>
-      </w:r>
-      <w:r>
-        <w:rPr>
-          <w:i w:val="0"/>
-          <w:iCs w:val="0"/>
-          <w:smallCaps w:val="0"/>
-          <w:strike w:val="0"/>
-          <w:color w:val="000000"/>
-          <w:u w:val="none"/>
-          <w:shd w:fill="auto" w:val="clear"/>
-          <w:vertAlign w:val="baseline"/>
-          <w:rtl w:val="0"/>
-        </w:rPr>
-        <w:t xml:space="preserve"/>
-      </w:r>
-      <w:r>
-        <w:rPr>
-          <w:rtl w:val="0"/>
-        </w:rPr>
-        <w:t xml:space="preserve"/>
-      </w:r>
-      <w:r>
-        <w:rPr>
-          <w:i w:val="0"/>
-          <w:iCs w:val="0"/>
-          <w:smallCaps w:val="0"/>
-          <w:strike w:val="0"/>
-          <w:color w:val="000000"/>
-          <w:u w:val="none"/>
-          <w:shd w:fill="auto" w:val="clear"/>
-          <w:vertAlign w:val="baseline"/>
-          <w:rtl w:val="0"/>
-        </w:rPr>
-        <w:t xml:space="preserve"/>
-      </w:r>
-    </w:p>
-    <w:p>
-      <w:pPr>
-        <w:keepNext w:val="0"/>
-        <w:keepLines w:val="0"/>
-        <w:pageBreakBefore w:val="0"/>
-        <w:widowControl w:val="1"/>
-        <w:pBdr>
-          <w:top w:space="0" w:sz="0" w:val="nil"/>
-          <w:left w:space="0" w:sz="0" w:val="nil"/>
-          <w:bottom w:space="0" w:sz="0" w:val="nil"/>
-          <w:right w:space="0" w:sz="0" w:val="nil"/>
-          <w:between w:space="0" w:sz="0" w:val="nil"/>
-        </w:pBdr>
-        <w:shd w:fill="auto" w:val="clear"/>
-        <w:spacing w:after="200" w:before="0" w:line="240" w:lineRule="auto"/>
+        <w:spacing w:after="0" w:before="0" w:line="240" w:lineRule="auto"/>
         <w:ind w:left="0" w:right="0" w:firstLine="0"/>
         <w:jc w:val="center"/>
+        <w:rPr>
+          <w:b w:val="1"/>
+          <w:bCs w:val="1"/>
+        </w:rPr>
+      </w:pPr>
+      <w:r>
         <w:rPr>
           <w:b w:val="1"/>
           <w:bCs w:val="1"/>
@@ -3035,23 +2943,31 @@
           <w:u w:val="none"/>
           <w:shd w:fill="auto" w:val="clear"/>
           <w:vertAlign w:val="baseline"/>
-        </w:rPr>
-      </w:pPr>
-      <w:r>
+          <w:rtl w:val="0"/>
+        </w:rPr>
+        <w:t xml:space="preserve">СПЕЦИФИКАЦИЯ № 1 </w:t>
+      </w:r>
+      <w:r>
+        <w:rPr>
+          <w:rtl w:val="0"/>
+        </w:rPr>
+      </w:r>
+    </w:p>
+    <w:p>
+      <w:pPr>
+        <w:widowControl w:val="1"/>
+        <w:spacing w:after="0" w:before="0" w:line="240" w:lineRule="auto"/>
+        <w:jc w:val="left"/>
         <w:rPr>
           <w:b w:val="1"/>
           <w:bCs w:val="1"/>
-          <w:i w:val="0"/>
-          <w:iCs w:val="0"/>
-          <w:smallCaps w:val="0"/>
-          <w:strike w:val="0"/>
-          <w:color w:val="000000"/>
-          <w:u w:val="none"/>
-          <w:shd w:fill="auto" w:val="clear"/>
-          <w:vertAlign w:val="baseline"/>
-          <w:rtl w:val="0"/>
-        </w:rPr>
-        <w:t xml:space="preserve">СПЕЦИФИКАЦИЯ № 1 </w:t>
+        </w:rPr>
+        <w:keepNext w:val="1"/>
+      </w:pPr>
+      <w:r>
+        <w:rPr>
+          <w:rtl w:val="0"/>
+        </w:rPr>
       </w:r>
     </w:p>
     <w:tbl>
@@ -3092,7 +3008,7 @@
         <w:trPr>
           <w:cantSplit w:val="0"/>
           <w:trHeight w:val="75" w:hRule="atLeast"/>
-          <w:tblHeader w:val="0"/>
+          <w:tblHeader w:val="1"/>
         </w:trPr>
         <w:tc>
           <w:tcPr>
@@ -3629,7 +3545,7 @@
             <w:tcBorders>
               <w:top w:color="000000" w:space="0" w:sz="4" w:val="single"/>
               <w:left w:color="000000" w:space="0" w:sz="4" w:val="single"/>
-              <w:bottom w:color="000000" w:space="0" w:sz="6" w:val="single"/>
+              <w:bottom w:color="000000" w:space="0" w:sz="4" w:val="single"/>
               <w:right w:color="000000" w:space="0" w:sz="4" w:val="single"/>
             </w:tcBorders>
             <w:shd w:fill="auto" w:val="clear"/>
@@ -3671,10 +3587,10 @@
         <w:tc>
           <w:tcPr>
             <w:tcBorders>
-              <w:top w:color="000000" w:space="0" w:sz="6" w:val="single"/>
+              <w:top w:color="cccccc" w:space="0" w:sz="6" w:val="single"/>
               <w:left w:color="000000" w:space="0" w:sz="6" w:val="single"/>
               <w:bottom w:color="000000" w:space="0" w:sz="6" w:val="single"/>
-              <w:right w:color="000000" w:space="0" w:sz="6" w:val="single"/>
+              <w:right w:color="000000" w:space="0" w:sz="4" w:val="single"/>
             </w:tcBorders>
             <w:shd w:fill="auto" w:val="clear"/>
             <w:tcMar>
@@ -3683,11 +3599,12 @@
               <w:bottom w:w="99.77952755905513" w:type="dxa"/>
               <w:right w:w="99.77952755905513" w:type="dxa"/>
             </w:tcMar>
+            <w:vAlign w:val="center"/>
           </w:tcPr>
           <w:p>
             <w:pPr>
               <w:widowControl w:val="1"/>
-              <w:spacing w:after="0" w:before="0" w:lineRule="auto"/>
+              <w:spacing w:after="0" w:before="0" w:line="240" w:lineRule="auto"/>
               <w:jc w:val="center"/>
               <w:rPr/>
             </w:pPr>
@@ -3702,10 +3619,10 @@
         <w:tc>
           <w:tcPr>
             <w:tcBorders>
-              <w:top w:color="cccccc" w:space="0" w:sz="6" w:val="single"/>
-              <w:left w:color="cccccc" w:space="0" w:sz="6" w:val="single"/>
-              <w:bottom w:color="000000" w:space="0" w:sz="6" w:val="single"/>
-              <w:right w:color="000000" w:space="0" w:sz="6" w:val="single"/>
+              <w:top w:color="000000" w:space="0" w:sz="4" w:val="single"/>
+              <w:left w:color="000000" w:space="0" w:sz="4" w:val="single"/>
+              <w:bottom w:color="000000" w:space="0" w:sz="4" w:val="single"/>
+              <w:right w:color="000000" w:space="0" w:sz="4" w:val="single"/>
             </w:tcBorders>
             <w:shd w:fill="auto" w:val="clear"/>
             <w:tcMar>
@@ -3714,12 +3631,11 @@
               <w:bottom w:w="99.77952755905513" w:type="dxa"/>
               <w:right w:w="99.77952755905513" w:type="dxa"/>
             </w:tcMar>
-          </w:tcPr>
-          <w:p>
-            <w:pPr>
-              <w:widowControl w:val="1"/>
-              <w:spacing w:after="0" w:before="0" w:lineRule="auto"/>
-              <w:jc w:val="both"/>
+            <w:vAlign w:val="center"/>
+          </w:tcPr>
+          <w:p>
+            <w:pPr>
+              <w:spacing w:after="0" w:before="0" w:line="240" w:lineRule="auto"/>
               <w:rPr/>
             </w:pPr>
             <w:r>
@@ -3731,9 +3647,7 @@
           </w:p>
           <w:p>
             <w:pPr>
-              <w:widowControl w:val="1"/>
-              <w:spacing w:after="0" w:before="0" w:lineRule="auto"/>
-              <w:jc w:val="both"/>
+              <w:spacing w:after="0" w:before="0" w:line="240" w:lineRule="auto"/>
               <w:rPr/>
             </w:pPr>
             <w:r>
@@ -3747,10 +3661,10 @@
         <w:tc>
           <w:tcPr>
             <w:tcBorders>
-              <w:top w:color="cccccc" w:space="0" w:sz="6" w:val="single"/>
-              <w:left w:color="cccccc" w:space="0" w:sz="6" w:val="single"/>
-              <w:bottom w:color="000000" w:space="0" w:sz="6" w:val="single"/>
-              <w:right w:color="000000" w:space="0" w:sz="6" w:val="single"/>
+              <w:top w:color="000000" w:space="0" w:sz="4" w:val="single"/>
+              <w:left w:color="000000" w:space="0" w:sz="4" w:val="single"/>
+              <w:bottom w:color="000000" w:space="0" w:sz="4" w:val="single"/>
+              <w:right w:color="000000" w:space="0" w:sz="4" w:val="single"/>
             </w:tcBorders>
             <w:shd w:fill="auto" w:val="clear"/>
             <w:tcMar>
@@ -3763,8 +3677,7 @@
           </w:tcPr>
           <w:p>
             <w:pPr>
-              <w:widowControl w:val="1"/>
-              <w:spacing w:after="0" w:before="0" w:lineRule="auto"/>
+              <w:spacing w:after="0" w:before="0" w:line="240" w:lineRule="auto"/>
               <w:jc w:val="center"/>
               <w:rPr/>
             </w:pPr>
@@ -3779,10 +3692,10 @@
         <w:tc>
           <w:tcPr>
             <w:tcBorders>
-              <w:top w:color="cccccc" w:space="0" w:sz="6" w:val="single"/>
-              <w:left w:color="cccccc" w:space="0" w:sz="6" w:val="single"/>
-              <w:bottom w:color="000000" w:space="0" w:sz="6" w:val="single"/>
-              <w:right w:color="000000" w:space="0" w:sz="6" w:val="single"/>
+              <w:top w:color="000000" w:space="0" w:sz="4" w:val="single"/>
+              <w:left w:color="000000" w:space="0" w:sz="4" w:val="single"/>
+              <w:bottom w:color="000000" w:space="0" w:sz="4" w:val="single"/>
+              <w:right w:color="000000" w:space="0" w:sz="4" w:val="single"/>
             </w:tcBorders>
             <w:shd w:fill="auto" w:val="clear"/>
             <w:tcMar>
@@ -3795,7 +3708,7 @@
           </w:tcPr>
           <w:p>
             <w:pPr>
-              <w:spacing w:after="0" w:before="0" w:lineRule="auto"/>
+              <w:spacing w:after="0" w:before="0" w:line="240" w:lineRule="auto"/>
               <w:jc w:val="center"/>
               <w:rPr/>
             </w:pPr>
@@ -3810,10 +3723,10 @@
         <w:tc>
           <w:tcPr>
             <w:tcBorders>
-              <w:top w:color="cccccc" w:space="0" w:sz="6" w:val="single"/>
-              <w:left w:color="cccccc" w:space="0" w:sz="6" w:val="single"/>
-              <w:bottom w:color="000000" w:space="0" w:sz="6" w:val="single"/>
-              <w:right w:color="000000" w:space="0" w:sz="6" w:val="single"/>
+              <w:top w:color="000000" w:space="0" w:sz="4" w:val="single"/>
+              <w:left w:color="000000" w:space="0" w:sz="4" w:val="single"/>
+              <w:bottom w:color="000000" w:space="0" w:sz="4" w:val="single"/>
+              <w:right w:color="000000" w:space="0" w:sz="4" w:val="single"/>
             </w:tcBorders>
             <w:shd w:fill="auto" w:val="clear"/>
             <w:tcMar>
@@ -3826,8 +3739,8 @@
           </w:tcPr>
           <w:p>
             <w:pPr>
-              <w:spacing w:after="0" w:before="0" w:lineRule="auto"/>
-              <w:jc w:val="center"/>
+              <w:spacing w:after="0" w:before="0" w:line="240" w:lineRule="auto"/>
+              <w:jc w:val="right"/>
               <w:rPr/>
             </w:pPr>
             <w:r>
@@ -3841,10 +3754,10 @@
         <w:tc>
           <w:tcPr>
             <w:tcBorders>
-              <w:top w:color="cccccc" w:space="0" w:sz="6" w:val="single"/>
-              <w:left w:color="cccccc" w:space="0" w:sz="6" w:val="single"/>
-              <w:bottom w:color="000000" w:space="0" w:sz="6" w:val="single"/>
-              <w:right w:color="000000" w:space="0" w:sz="6" w:val="single"/>
+              <w:top w:color="000000" w:space="0" w:sz="4" w:val="single"/>
+              <w:left w:color="000000" w:space="0" w:sz="4" w:val="single"/>
+              <w:bottom w:color="000000" w:space="0" w:sz="4" w:val="single"/>
+              <w:right w:color="000000" w:space="0" w:sz="4" w:val="single"/>
             </w:tcBorders>
             <w:shd w:fill="auto" w:val="clear"/>
             <w:tcMar>
@@ -3857,8 +3770,8 @@
           </w:tcPr>
           <w:p>
             <w:pPr>
-              <w:spacing w:after="0" w:before="0" w:lineRule="auto"/>
-              <w:jc w:val="center"/>
+              <w:spacing w:after="0" w:before="0" w:line="240" w:lineRule="auto"/>
+              <w:jc w:val="right"/>
               <w:rPr/>
             </w:pPr>
             <w:r>
@@ -3871,1642 +3784,6 @@
         </w:tc>
       </w:tr>
       <!--items:0:end-->
-      <!--items:1:start-->
-      <w:tr>
-        <w:trPr>
-          <w:cantSplit w:val="0"/>
-          <w:tblHeader w:val="0"/>
-        </w:trPr>
-        <w:tc>
-          <w:tcPr>
-            <w:tcBorders>
-              <w:top w:color="cccccc" w:space="0" w:sz="6" w:val="single"/>
-              <w:left w:color="000000" w:space="0" w:sz="6" w:val="single"/>
-              <w:bottom w:color="000000" w:space="0" w:sz="6" w:val="single"/>
-              <w:right w:color="000000" w:space="0" w:sz="6" w:val="single"/>
-            </w:tcBorders>
-            <w:shd w:fill="auto" w:val="clear"/>
-            <w:tcMar>
-              <w:top w:w="99.77952755905513" w:type="dxa"/>
-              <w:left w:w="99.77952755905513" w:type="dxa"/>
-              <w:bottom w:w="99.77952755905513" w:type="dxa"/>
-              <w:right w:w="99.77952755905513" w:type="dxa"/>
-            </w:tcMar>
-          </w:tcPr>
-          <w:p>
-            <w:pPr>
-              <w:widowControl w:val="1"/>
-              <w:spacing w:after="0" w:before="0" w:lineRule="auto"/>
-              <w:jc w:val="center"/>
-              <w:rPr/>
-            </w:pPr>
-            <w:r>
-              <w:rPr>
-                <w:rtl w:val="0"/>
-              </w:rPr>
-              <w:t xml:space="preserve">{{itemNumber}}</w:t>
-            </w:r>
-          </w:p>
-        </w:tc>
-        <w:tc>
-          <w:tcPr>
-            <w:tcBorders>
-              <w:top w:color="cccccc" w:space="0" w:sz="6" w:val="single"/>
-              <w:left w:color="cccccc" w:space="0" w:sz="6" w:val="single"/>
-              <w:bottom w:color="000000" w:space="0" w:sz="6" w:val="single"/>
-              <w:right w:color="000000" w:space="0" w:sz="6" w:val="single"/>
-            </w:tcBorders>
-            <w:shd w:fill="auto" w:val="clear"/>
-            <w:tcMar>
-              <w:top w:w="99.77952755905513" w:type="dxa"/>
-              <w:left w:w="99.77952755905513" w:type="dxa"/>
-              <w:bottom w:w="99.77952755905513" w:type="dxa"/>
-              <w:right w:w="99.77952755905513" w:type="dxa"/>
-            </w:tcMar>
-          </w:tcPr>
-          <w:p>
-            <w:pPr>
-              <w:widowControl w:val="1"/>
-              <w:spacing w:after="0" w:before="0" w:lineRule="auto"/>
-              <w:jc w:val="both"/>
-              <w:rPr/>
-            </w:pPr>
-            <w:r>
-              <w:rPr>
-                <w:rtl w:val="0"/>
-              </w:rPr>
-              <w:t xml:space="preserve">{{itemFullName}}</w:t>
-              <w:br w:type="textWrapping"/>
-              <w:t xml:space="preserve"/>
-            </w:r>
-          </w:p>
-        </w:tc>
-        <w:tc>
-          <w:tcPr>
-            <w:tcBorders>
-              <w:top w:color="cccccc" w:space="0" w:sz="6" w:val="single"/>
-              <w:left w:color="cccccc" w:space="0" w:sz="6" w:val="single"/>
-              <w:bottom w:color="000000" w:space="0" w:sz="6" w:val="single"/>
-              <w:right w:color="000000" w:space="0" w:sz="6" w:val="single"/>
-            </w:tcBorders>
-            <w:shd w:fill="auto" w:val="clear"/>
-            <w:tcMar>
-              <w:top w:w="99.77952755905513" w:type="dxa"/>
-              <w:left w:w="99.77952755905513" w:type="dxa"/>
-              <w:bottom w:w="99.77952755905513" w:type="dxa"/>
-              <w:right w:w="99.77952755905513" w:type="dxa"/>
-            </w:tcMar>
-            <w:vAlign w:val="center"/>
-          </w:tcPr>
-          <w:p>
-            <w:pPr>
-              <w:widowControl w:val="1"/>
-              <w:spacing w:after="0" w:before="0" w:lineRule="auto"/>
-              <w:jc w:val="center"/>
-              <w:rPr/>
-            </w:pPr>
-            <w:r>
-              <w:rPr>
-                <w:rtl w:val="0"/>
-              </w:rPr>
-              <w:t xml:space="preserve">{{itemUnit}}</w:t>
-            </w:r>
-          </w:p>
-        </w:tc>
-        <w:tc>
-          <w:tcPr>
-            <w:tcBorders>
-              <w:top w:color="cccccc" w:space="0" w:sz="6" w:val="single"/>
-              <w:left w:color="cccccc" w:space="0" w:sz="6" w:val="single"/>
-              <w:bottom w:color="000000" w:space="0" w:sz="6" w:val="single"/>
-              <w:right w:color="000000" w:space="0" w:sz="6" w:val="single"/>
-            </w:tcBorders>
-            <w:shd w:fill="auto" w:val="clear"/>
-            <w:tcMar>
-              <w:top w:w="99.77952755905513" w:type="dxa"/>
-              <w:left w:w="99.77952755905513" w:type="dxa"/>
-              <w:bottom w:w="99.77952755905513" w:type="dxa"/>
-              <w:right w:w="99.77952755905513" w:type="dxa"/>
-            </w:tcMar>
-            <w:vAlign w:val="center"/>
-          </w:tcPr>
-          <w:p>
-            <w:pPr>
-              <w:spacing w:after="0" w:before="0" w:lineRule="auto"/>
-              <w:jc w:val="center"/>
-              <w:rPr/>
-            </w:pPr>
-            <w:r>
-              <w:rPr>
-                <w:rtl w:val="0"/>
-              </w:rPr>
-              <w:t xml:space="preserve">{{itemQuantity}}</w:t>
-            </w:r>
-          </w:p>
-        </w:tc>
-        <w:tc>
-          <w:tcPr>
-            <w:tcBorders>
-              <w:top w:color="cccccc" w:space="0" w:sz="6" w:val="single"/>
-              <w:left w:color="cccccc" w:space="0" w:sz="6" w:val="single"/>
-              <w:bottom w:color="000000" w:space="0" w:sz="6" w:val="single"/>
-              <w:right w:color="000000" w:space="0" w:sz="6" w:val="single"/>
-            </w:tcBorders>
-            <w:shd w:fill="auto" w:val="clear"/>
-            <w:tcMar>
-              <w:top w:w="99.77952755905513" w:type="dxa"/>
-              <w:left w:w="99.77952755905513" w:type="dxa"/>
-              <w:bottom w:w="99.77952755905513" w:type="dxa"/>
-              <w:right w:w="99.77952755905513" w:type="dxa"/>
-            </w:tcMar>
-            <w:vAlign w:val="center"/>
-          </w:tcPr>
-          <w:p>
-            <w:pPr>
-              <w:spacing w:after="0" w:before="0" w:lineRule="auto"/>
-              <w:jc w:val="center"/>
-              <w:rPr/>
-            </w:pPr>
-            <w:r>
-              <w:rPr>
-                <w:rtl w:val="0"/>
-              </w:rPr>
-              <w:t xml:space="preserve">{{itemPrice}}</w:t>
-            </w:r>
-          </w:p>
-        </w:tc>
-        <w:tc>
-          <w:tcPr>
-            <w:tcBorders>
-              <w:top w:color="cccccc" w:space="0" w:sz="6" w:val="single"/>
-              <w:left w:color="cccccc" w:space="0" w:sz="6" w:val="single"/>
-              <w:bottom w:color="000000" w:space="0" w:sz="6" w:val="single"/>
-              <w:right w:color="000000" w:space="0" w:sz="6" w:val="single"/>
-            </w:tcBorders>
-            <w:shd w:fill="auto" w:val="clear"/>
-            <w:tcMar>
-              <w:top w:w="99.77952755905513" w:type="dxa"/>
-              <w:left w:w="99.77952755905513" w:type="dxa"/>
-              <w:bottom w:w="99.77952755905513" w:type="dxa"/>
-              <w:right w:w="99.77952755905513" w:type="dxa"/>
-            </w:tcMar>
-            <w:vAlign w:val="center"/>
-          </w:tcPr>
-          <w:p>
-            <w:pPr>
-              <w:spacing w:after="0" w:before="0" w:lineRule="auto"/>
-              <w:jc w:val="center"/>
-              <w:rPr/>
-            </w:pPr>
-            <w:r>
-              <w:rPr>
-                <w:rtl w:val="0"/>
-              </w:rPr>
-              <w:t xml:space="preserve">{{itemTotal}}</w:t>
-            </w:r>
-          </w:p>
-        </w:tc>
-      </w:tr>
-      <!--items:1:end-->
-      <!--items:2:start-->
-      <w:tr>
-        <w:trPr>
-          <w:cantSplit w:val="0"/>
-          <w:tblHeader w:val="0"/>
-        </w:trPr>
-        <w:tc>
-          <w:tcPr>
-            <w:tcBorders>
-              <w:top w:color="cccccc" w:space="0" w:sz="6" w:val="single"/>
-              <w:left w:color="000000" w:space="0" w:sz="6" w:val="single"/>
-              <w:bottom w:color="000000" w:space="0" w:sz="6" w:val="single"/>
-              <w:right w:color="000000" w:space="0" w:sz="6" w:val="single"/>
-            </w:tcBorders>
-            <w:shd w:fill="auto" w:val="clear"/>
-            <w:tcMar>
-              <w:top w:w="99.77952755905513" w:type="dxa"/>
-              <w:left w:w="99.77952755905513" w:type="dxa"/>
-              <w:bottom w:w="99.77952755905513" w:type="dxa"/>
-              <w:right w:w="99.77952755905513" w:type="dxa"/>
-            </w:tcMar>
-          </w:tcPr>
-          <w:p>
-            <w:pPr>
-              <w:widowControl w:val="1"/>
-              <w:spacing w:after="0" w:before="0" w:lineRule="auto"/>
-              <w:jc w:val="center"/>
-              <w:rPr/>
-            </w:pPr>
-            <w:r>
-              <w:rPr>
-                <w:rtl w:val="0"/>
-              </w:rPr>
-              <w:t xml:space="preserve">{{itemNumber}}</w:t>
-            </w:r>
-          </w:p>
-        </w:tc>
-        <w:tc>
-          <w:tcPr>
-            <w:tcBorders>
-              <w:top w:color="cccccc" w:space="0" w:sz="6" w:val="single"/>
-              <w:left w:color="cccccc" w:space="0" w:sz="6" w:val="single"/>
-              <w:bottom w:color="000000" w:space="0" w:sz="6" w:val="single"/>
-              <w:right w:color="000000" w:space="0" w:sz="6" w:val="single"/>
-            </w:tcBorders>
-            <w:shd w:fill="auto" w:val="clear"/>
-            <w:tcMar>
-              <w:top w:w="99.77952755905513" w:type="dxa"/>
-              <w:left w:w="99.77952755905513" w:type="dxa"/>
-              <w:bottom w:w="99.77952755905513" w:type="dxa"/>
-              <w:right w:w="99.77952755905513" w:type="dxa"/>
-            </w:tcMar>
-          </w:tcPr>
-          <w:p>
-            <w:pPr>
-              <w:widowControl w:val="1"/>
-              <w:spacing w:after="0" w:before="0" w:lineRule="auto"/>
-              <w:jc w:val="both"/>
-              <w:rPr/>
-            </w:pPr>
-            <w:r>
-              <w:rPr>
-                <w:rtl w:val="0"/>
-              </w:rPr>
-              <w:t xml:space="preserve">{{itemName}}</w:t>
-            </w:r>
-          </w:p>
-          <w:p>
-            <w:pPr>
-              <w:widowControl w:val="1"/>
-              <w:spacing w:after="0" w:before="0" w:lineRule="auto"/>
-              <w:jc w:val="both"/>
-              <w:rPr/>
-            </w:pPr>
-            <w:r>
-              <w:rPr>
-                <w:rtl w:val="0"/>
-              </w:rPr>
-              <w:t xml:space="preserve">{{itemDescription}}</w:t>
-            </w:r>
-          </w:p>
-        </w:tc>
-        <w:tc>
-          <w:tcPr>
-            <w:tcBorders>
-              <w:top w:color="cccccc" w:space="0" w:sz="6" w:val="single"/>
-              <w:left w:color="cccccc" w:space="0" w:sz="6" w:val="single"/>
-              <w:bottom w:color="000000" w:space="0" w:sz="6" w:val="single"/>
-              <w:right w:color="000000" w:space="0" w:sz="6" w:val="single"/>
-            </w:tcBorders>
-            <w:shd w:fill="auto" w:val="clear"/>
-            <w:tcMar>
-              <w:top w:w="99.77952755905513" w:type="dxa"/>
-              <w:left w:w="99.77952755905513" w:type="dxa"/>
-              <w:bottom w:w="99.77952755905513" w:type="dxa"/>
-              <w:right w:w="99.77952755905513" w:type="dxa"/>
-            </w:tcMar>
-            <w:vAlign w:val="center"/>
-          </w:tcPr>
-          <w:p>
-            <w:pPr>
-              <w:widowControl w:val="1"/>
-              <w:spacing w:after="0" w:before="0" w:lineRule="auto"/>
-              <w:jc w:val="center"/>
-              <w:rPr/>
-            </w:pPr>
-            <w:r>
-              <w:rPr>
-                <w:rtl w:val="0"/>
-              </w:rPr>
-              <w:t xml:space="preserve">{{itemUnit}}</w:t>
-            </w:r>
-          </w:p>
-        </w:tc>
-        <w:tc>
-          <w:tcPr>
-            <w:tcBorders>
-              <w:top w:color="cccccc" w:space="0" w:sz="6" w:val="single"/>
-              <w:left w:color="cccccc" w:space="0" w:sz="6" w:val="single"/>
-              <w:bottom w:color="000000" w:space="0" w:sz="6" w:val="single"/>
-              <w:right w:color="000000" w:space="0" w:sz="6" w:val="single"/>
-            </w:tcBorders>
-            <w:shd w:fill="auto" w:val="clear"/>
-            <w:tcMar>
-              <w:top w:w="99.77952755905513" w:type="dxa"/>
-              <w:left w:w="99.77952755905513" w:type="dxa"/>
-              <w:bottom w:w="99.77952755905513" w:type="dxa"/>
-              <w:right w:w="99.77952755905513" w:type="dxa"/>
-            </w:tcMar>
-            <w:vAlign w:val="center"/>
-          </w:tcPr>
-          <w:p>
-            <w:pPr>
-              <w:spacing w:after="0" w:before="0" w:lineRule="auto"/>
-              <w:jc w:val="center"/>
-              <w:rPr/>
-            </w:pPr>
-            <w:r>
-              <w:rPr>
-                <w:rtl w:val="0"/>
-              </w:rPr>
-              <w:t xml:space="preserve">{{itemQuantity}}</w:t>
-            </w:r>
-          </w:p>
-        </w:tc>
-        <w:tc>
-          <w:tcPr>
-            <w:tcBorders>
-              <w:top w:color="cccccc" w:space="0" w:sz="6" w:val="single"/>
-              <w:left w:color="cccccc" w:space="0" w:sz="6" w:val="single"/>
-              <w:bottom w:color="000000" w:space="0" w:sz="6" w:val="single"/>
-              <w:right w:color="000000" w:space="0" w:sz="6" w:val="single"/>
-            </w:tcBorders>
-            <w:shd w:fill="auto" w:val="clear"/>
-            <w:tcMar>
-              <w:top w:w="99.77952755905513" w:type="dxa"/>
-              <w:left w:w="99.77952755905513" w:type="dxa"/>
-              <w:bottom w:w="99.77952755905513" w:type="dxa"/>
-              <w:right w:w="99.77952755905513" w:type="dxa"/>
-            </w:tcMar>
-            <w:vAlign w:val="center"/>
-          </w:tcPr>
-          <w:p>
-            <w:pPr>
-              <w:spacing w:after="0" w:before="0" w:lineRule="auto"/>
-              <w:jc w:val="center"/>
-              <w:rPr/>
-            </w:pPr>
-            <w:r>
-              <w:rPr>
-                <w:rtl w:val="0"/>
-              </w:rPr>
-              <w:t xml:space="preserve">{{itemPrice}}</w:t>
-            </w:r>
-          </w:p>
-        </w:tc>
-        <w:tc>
-          <w:tcPr>
-            <w:tcBorders>
-              <w:top w:color="cccccc" w:space="0" w:sz="6" w:val="single"/>
-              <w:left w:color="cccccc" w:space="0" w:sz="6" w:val="single"/>
-              <w:bottom w:color="000000" w:space="0" w:sz="6" w:val="single"/>
-              <w:right w:color="000000" w:space="0" w:sz="6" w:val="single"/>
-            </w:tcBorders>
-            <w:shd w:fill="auto" w:val="clear"/>
-            <w:tcMar>
-              <w:top w:w="99.77952755905513" w:type="dxa"/>
-              <w:left w:w="99.77952755905513" w:type="dxa"/>
-              <w:bottom w:w="99.77952755905513" w:type="dxa"/>
-              <w:right w:w="99.77952755905513" w:type="dxa"/>
-            </w:tcMar>
-            <w:vAlign w:val="center"/>
-          </w:tcPr>
-          <w:p>
-            <w:pPr>
-              <w:spacing w:after="0" w:before="0" w:lineRule="auto"/>
-              <w:jc w:val="center"/>
-              <w:rPr/>
-            </w:pPr>
-            <w:r>
-              <w:rPr>
-                <w:rtl w:val="0"/>
-              </w:rPr>
-              <w:t xml:space="preserve">{{itemTotal}}</w:t>
-            </w:r>
-          </w:p>
-        </w:tc>
-      </w:tr>
-      <!--items:2:end-->
-      <!--items:3:start-->
-      <w:tr>
-        <w:trPr>
-          <w:cantSplit w:val="0"/>
-          <w:tblHeader w:val="0"/>
-        </w:trPr>
-        <w:tc>
-          <w:tcPr>
-            <w:tcBorders>
-              <w:top w:color="cccccc" w:space="0" w:sz="6" w:val="single"/>
-              <w:left w:color="000000" w:space="0" w:sz="6" w:val="single"/>
-              <w:bottom w:color="000000" w:space="0" w:sz="6" w:val="single"/>
-              <w:right w:color="000000" w:space="0" w:sz="6" w:val="single"/>
-            </w:tcBorders>
-            <w:shd w:fill="auto" w:val="clear"/>
-            <w:tcMar>
-              <w:top w:w="99.77952755905513" w:type="dxa"/>
-              <w:left w:w="99.77952755905513" w:type="dxa"/>
-              <w:bottom w:w="99.77952755905513" w:type="dxa"/>
-              <w:right w:w="99.77952755905513" w:type="dxa"/>
-            </w:tcMar>
-          </w:tcPr>
-          <w:p>
-            <w:pPr>
-              <w:widowControl w:val="1"/>
-              <w:spacing w:after="0" w:before="0" w:lineRule="auto"/>
-              <w:jc w:val="center"/>
-              <w:rPr/>
-            </w:pPr>
-            <w:r>
-              <w:rPr>
-                <w:rtl w:val="0"/>
-              </w:rPr>
-              <w:t xml:space="preserve">{{itemNumber}}</w:t>
-            </w:r>
-          </w:p>
-        </w:tc>
-        <w:tc>
-          <w:tcPr>
-            <w:tcBorders>
-              <w:top w:color="cccccc" w:space="0" w:sz="6" w:val="single"/>
-              <w:left w:color="cccccc" w:space="0" w:sz="6" w:val="single"/>
-              <w:bottom w:color="000000" w:space="0" w:sz="6" w:val="single"/>
-              <w:right w:color="000000" w:space="0" w:sz="6" w:val="single"/>
-            </w:tcBorders>
-            <w:shd w:fill="auto" w:val="clear"/>
-            <w:tcMar>
-              <w:top w:w="99.77952755905513" w:type="dxa"/>
-              <w:left w:w="99.77952755905513" w:type="dxa"/>
-              <w:bottom w:w="99.77952755905513" w:type="dxa"/>
-              <w:right w:w="99.77952755905513" w:type="dxa"/>
-            </w:tcMar>
-          </w:tcPr>
-          <w:p>
-            <w:pPr>
-              <w:widowControl w:val="1"/>
-              <w:spacing w:after="0" w:before="0" w:lineRule="auto"/>
-              <w:jc w:val="both"/>
-              <w:rPr/>
-            </w:pPr>
-            <w:r>
-              <w:rPr>
-                <w:rtl w:val="0"/>
-              </w:rPr>
-              <w:t xml:space="preserve">{{itemName}}</w:t>
-            </w:r>
-          </w:p>
-          <w:p>
-            <w:pPr>
-              <w:widowControl w:val="1"/>
-              <w:spacing w:after="0" w:before="0" w:lineRule="auto"/>
-              <w:jc w:val="both"/>
-              <w:rPr/>
-            </w:pPr>
-            <w:r>
-              <w:rPr>
-                <w:rtl w:val="0"/>
-              </w:rPr>
-              <w:t xml:space="preserve">{{itemDescription}}</w:t>
-            </w:r>
-          </w:p>
-        </w:tc>
-        <w:tc>
-          <w:tcPr>
-            <w:tcBorders>
-              <w:top w:color="cccccc" w:space="0" w:sz="6" w:val="single"/>
-              <w:left w:color="cccccc" w:space="0" w:sz="6" w:val="single"/>
-              <w:bottom w:color="000000" w:space="0" w:sz="6" w:val="single"/>
-              <w:right w:color="000000" w:space="0" w:sz="6" w:val="single"/>
-            </w:tcBorders>
-            <w:shd w:fill="auto" w:val="clear"/>
-            <w:tcMar>
-              <w:top w:w="99.77952755905513" w:type="dxa"/>
-              <w:left w:w="99.77952755905513" w:type="dxa"/>
-              <w:bottom w:w="99.77952755905513" w:type="dxa"/>
-              <w:right w:w="99.77952755905513" w:type="dxa"/>
-            </w:tcMar>
-            <w:vAlign w:val="center"/>
-          </w:tcPr>
-          <w:p>
-            <w:pPr>
-              <w:widowControl w:val="1"/>
-              <w:spacing w:after="0" w:before="0" w:lineRule="auto"/>
-              <w:jc w:val="center"/>
-              <w:rPr/>
-            </w:pPr>
-            <w:r>
-              <w:rPr>
-                <w:rtl w:val="0"/>
-              </w:rPr>
-              <w:t xml:space="preserve">{{itemUnit}}</w:t>
-            </w:r>
-          </w:p>
-        </w:tc>
-        <w:tc>
-          <w:tcPr>
-            <w:tcBorders>
-              <w:top w:color="cccccc" w:space="0" w:sz="6" w:val="single"/>
-              <w:left w:color="cccccc" w:space="0" w:sz="6" w:val="single"/>
-              <w:bottom w:color="000000" w:space="0" w:sz="6" w:val="single"/>
-              <w:right w:color="000000" w:space="0" w:sz="6" w:val="single"/>
-            </w:tcBorders>
-            <w:shd w:fill="auto" w:val="clear"/>
-            <w:tcMar>
-              <w:top w:w="99.77952755905513" w:type="dxa"/>
-              <w:left w:w="99.77952755905513" w:type="dxa"/>
-              <w:bottom w:w="99.77952755905513" w:type="dxa"/>
-              <w:right w:w="99.77952755905513" w:type="dxa"/>
-            </w:tcMar>
-            <w:vAlign w:val="center"/>
-          </w:tcPr>
-          <w:p>
-            <w:pPr>
-              <w:spacing w:after="0" w:before="0" w:lineRule="auto"/>
-              <w:jc w:val="center"/>
-              <w:rPr/>
-            </w:pPr>
-            <w:r>
-              <w:rPr>
-                <w:rtl w:val="0"/>
-              </w:rPr>
-              <w:t xml:space="preserve">{{itemQuantity}}</w:t>
-            </w:r>
-          </w:p>
-        </w:tc>
-        <w:tc>
-          <w:tcPr>
-            <w:tcBorders>
-              <w:top w:color="cccccc" w:space="0" w:sz="6" w:val="single"/>
-              <w:left w:color="cccccc" w:space="0" w:sz="6" w:val="single"/>
-              <w:bottom w:color="000000" w:space="0" w:sz="6" w:val="single"/>
-              <w:right w:color="000000" w:space="0" w:sz="6" w:val="single"/>
-            </w:tcBorders>
-            <w:shd w:fill="auto" w:val="clear"/>
-            <w:tcMar>
-              <w:top w:w="99.77952755905513" w:type="dxa"/>
-              <w:left w:w="99.77952755905513" w:type="dxa"/>
-              <w:bottom w:w="99.77952755905513" w:type="dxa"/>
-              <w:right w:w="99.77952755905513" w:type="dxa"/>
-            </w:tcMar>
-            <w:vAlign w:val="center"/>
-          </w:tcPr>
-          <w:p>
-            <w:pPr>
-              <w:spacing w:after="0" w:before="0" w:lineRule="auto"/>
-              <w:jc w:val="center"/>
-              <w:rPr/>
-            </w:pPr>
-            <w:r>
-              <w:rPr>
-                <w:rtl w:val="0"/>
-              </w:rPr>
-              <w:t xml:space="preserve">{{itemPrice}}</w:t>
-            </w:r>
-          </w:p>
-        </w:tc>
-        <w:tc>
-          <w:tcPr>
-            <w:tcBorders>
-              <w:top w:color="cccccc" w:space="0" w:sz="6" w:val="single"/>
-              <w:left w:color="cccccc" w:space="0" w:sz="6" w:val="single"/>
-              <w:bottom w:color="000000" w:space="0" w:sz="6" w:val="single"/>
-              <w:right w:color="000000" w:space="0" w:sz="6" w:val="single"/>
-            </w:tcBorders>
-            <w:shd w:fill="auto" w:val="clear"/>
-            <w:tcMar>
-              <w:top w:w="99.77952755905513" w:type="dxa"/>
-              <w:left w:w="99.77952755905513" w:type="dxa"/>
-              <w:bottom w:w="99.77952755905513" w:type="dxa"/>
-              <w:right w:w="99.77952755905513" w:type="dxa"/>
-            </w:tcMar>
-            <w:vAlign w:val="center"/>
-          </w:tcPr>
-          <w:p>
-            <w:pPr>
-              <w:spacing w:after="0" w:before="0" w:lineRule="auto"/>
-              <w:jc w:val="center"/>
-              <w:rPr/>
-            </w:pPr>
-            <w:r>
-              <w:rPr>
-                <w:rtl w:val="0"/>
-              </w:rPr>
-              <w:t xml:space="preserve">{{itemTotal}}</w:t>
-            </w:r>
-          </w:p>
-        </w:tc>
-      </w:tr>
-      <!--items:3:end-->
-      <!--items:4:start-->
-      <w:tr>
-        <w:trPr>
-          <w:cantSplit w:val="0"/>
-          <w:tblHeader w:val="0"/>
-        </w:trPr>
-        <w:tc>
-          <w:tcPr>
-            <w:tcBorders>
-              <w:top w:color="cccccc" w:space="0" w:sz="6" w:val="single"/>
-              <w:left w:color="000000" w:space="0" w:sz="6" w:val="single"/>
-              <w:bottom w:color="000000" w:space="0" w:sz="6" w:val="single"/>
-              <w:right w:color="000000" w:space="0" w:sz="6" w:val="single"/>
-            </w:tcBorders>
-            <w:shd w:fill="auto" w:val="clear"/>
-            <w:tcMar>
-              <w:top w:w="99.77952755905513" w:type="dxa"/>
-              <w:left w:w="99.77952755905513" w:type="dxa"/>
-              <w:bottom w:w="99.77952755905513" w:type="dxa"/>
-              <w:right w:w="99.77952755905513" w:type="dxa"/>
-            </w:tcMar>
-          </w:tcPr>
-          <w:p>
-            <w:pPr>
-              <w:widowControl w:val="1"/>
-              <w:spacing w:after="0" w:before="0" w:lineRule="auto"/>
-              <w:jc w:val="center"/>
-              <w:rPr/>
-            </w:pPr>
-            <w:r>
-              <w:rPr>
-                <w:rtl w:val="0"/>
-              </w:rPr>
-              <w:t xml:space="preserve">{{itemNumber}}</w:t>
-            </w:r>
-          </w:p>
-        </w:tc>
-        <w:tc>
-          <w:tcPr>
-            <w:tcBorders>
-              <w:top w:color="cccccc" w:space="0" w:sz="6" w:val="single"/>
-              <w:left w:color="cccccc" w:space="0" w:sz="6" w:val="single"/>
-              <w:bottom w:color="000000" w:space="0" w:sz="6" w:val="single"/>
-              <w:right w:color="000000" w:space="0" w:sz="6" w:val="single"/>
-            </w:tcBorders>
-            <w:shd w:fill="auto" w:val="clear"/>
-            <w:tcMar>
-              <w:top w:w="99.77952755905513" w:type="dxa"/>
-              <w:left w:w="99.77952755905513" w:type="dxa"/>
-              <w:bottom w:w="99.77952755905513" w:type="dxa"/>
-              <w:right w:w="99.77952755905513" w:type="dxa"/>
-            </w:tcMar>
-          </w:tcPr>
-          <w:p>
-            <w:pPr>
-              <w:widowControl w:val="1"/>
-              <w:spacing w:after="0" w:before="0" w:lineRule="auto"/>
-              <w:jc w:val="both"/>
-              <w:rPr/>
-            </w:pPr>
-            <w:r>
-              <w:rPr>
-                <w:rtl w:val="0"/>
-              </w:rPr>
-              <w:t xml:space="preserve">{{itemFullName}}</w:t>
-              <w:br w:type="textWrapping"/>
-              <w:t xml:space="preserve"/>
-            </w:r>
-          </w:p>
-        </w:tc>
-        <w:tc>
-          <w:tcPr>
-            <w:tcBorders>
-              <w:top w:color="cccccc" w:space="0" w:sz="6" w:val="single"/>
-              <w:left w:color="cccccc" w:space="0" w:sz="6" w:val="single"/>
-              <w:bottom w:color="000000" w:space="0" w:sz="6" w:val="single"/>
-              <w:right w:color="000000" w:space="0" w:sz="6" w:val="single"/>
-            </w:tcBorders>
-            <w:shd w:fill="auto" w:val="clear"/>
-            <w:tcMar>
-              <w:top w:w="99.77952755905513" w:type="dxa"/>
-              <w:left w:w="99.77952755905513" w:type="dxa"/>
-              <w:bottom w:w="99.77952755905513" w:type="dxa"/>
-              <w:right w:w="99.77952755905513" w:type="dxa"/>
-            </w:tcMar>
-            <w:vAlign w:val="center"/>
-          </w:tcPr>
-          <w:p>
-            <w:pPr>
-              <w:widowControl w:val="1"/>
-              <w:spacing w:after="0" w:before="0" w:lineRule="auto"/>
-              <w:jc w:val="center"/>
-              <w:rPr/>
-            </w:pPr>
-            <w:r>
-              <w:rPr>
-                <w:rtl w:val="0"/>
-              </w:rPr>
-              <w:t xml:space="preserve">{{itemUnit}}</w:t>
-            </w:r>
-          </w:p>
-        </w:tc>
-        <w:tc>
-          <w:tcPr>
-            <w:tcBorders>
-              <w:top w:color="cccccc" w:space="0" w:sz="6" w:val="single"/>
-              <w:left w:color="cccccc" w:space="0" w:sz="6" w:val="single"/>
-              <w:bottom w:color="000000" w:space="0" w:sz="6" w:val="single"/>
-              <w:right w:color="000000" w:space="0" w:sz="6" w:val="single"/>
-            </w:tcBorders>
-            <w:shd w:fill="auto" w:val="clear"/>
-            <w:tcMar>
-              <w:top w:w="99.77952755905513" w:type="dxa"/>
-              <w:left w:w="99.77952755905513" w:type="dxa"/>
-              <w:bottom w:w="99.77952755905513" w:type="dxa"/>
-              <w:right w:w="99.77952755905513" w:type="dxa"/>
-            </w:tcMar>
-            <w:vAlign w:val="center"/>
-          </w:tcPr>
-          <w:p>
-            <w:pPr>
-              <w:spacing w:after="0" w:before="0" w:lineRule="auto"/>
-              <w:jc w:val="center"/>
-              <w:rPr/>
-            </w:pPr>
-            <w:r>
-              <w:rPr>
-                <w:rtl w:val="0"/>
-              </w:rPr>
-              <w:t xml:space="preserve">{{itemQuantity}}</w:t>
-            </w:r>
-          </w:p>
-        </w:tc>
-        <w:tc>
-          <w:tcPr>
-            <w:tcBorders>
-              <w:top w:color="cccccc" w:space="0" w:sz="6" w:val="single"/>
-              <w:left w:color="cccccc" w:space="0" w:sz="6" w:val="single"/>
-              <w:bottom w:color="000000" w:space="0" w:sz="6" w:val="single"/>
-              <w:right w:color="000000" w:space="0" w:sz="6" w:val="single"/>
-            </w:tcBorders>
-            <w:shd w:fill="auto" w:val="clear"/>
-            <w:tcMar>
-              <w:top w:w="99.77952755905513" w:type="dxa"/>
-              <w:left w:w="99.77952755905513" w:type="dxa"/>
-              <w:bottom w:w="99.77952755905513" w:type="dxa"/>
-              <w:right w:w="99.77952755905513" w:type="dxa"/>
-            </w:tcMar>
-            <w:vAlign w:val="center"/>
-          </w:tcPr>
-          <w:p>
-            <w:pPr>
-              <w:spacing w:after="0" w:before="0" w:lineRule="auto"/>
-              <w:jc w:val="center"/>
-              <w:rPr/>
-            </w:pPr>
-            <w:r>
-              <w:rPr>
-                <w:rtl w:val="0"/>
-              </w:rPr>
-              <w:t xml:space="preserve">{{itemPrice}}</w:t>
-            </w:r>
-          </w:p>
-        </w:tc>
-        <w:tc>
-          <w:tcPr>
-            <w:tcBorders>
-              <w:top w:color="cccccc" w:space="0" w:sz="6" w:val="single"/>
-              <w:left w:color="cccccc" w:space="0" w:sz="6" w:val="single"/>
-              <w:bottom w:color="000000" w:space="0" w:sz="6" w:val="single"/>
-              <w:right w:color="000000" w:space="0" w:sz="6" w:val="single"/>
-            </w:tcBorders>
-            <w:shd w:fill="auto" w:val="clear"/>
-            <w:tcMar>
-              <w:top w:w="99.77952755905513" w:type="dxa"/>
-              <w:left w:w="99.77952755905513" w:type="dxa"/>
-              <w:bottom w:w="99.77952755905513" w:type="dxa"/>
-              <w:right w:w="99.77952755905513" w:type="dxa"/>
-            </w:tcMar>
-            <w:vAlign w:val="center"/>
-          </w:tcPr>
-          <w:p>
-            <w:pPr>
-              <w:spacing w:after="0" w:before="0" w:lineRule="auto"/>
-              <w:jc w:val="center"/>
-              <w:rPr/>
-            </w:pPr>
-            <w:r>
-              <w:rPr>
-                <w:rtl w:val="0"/>
-              </w:rPr>
-              <w:t xml:space="preserve">{{itemTotal}}</w:t>
-            </w:r>
-          </w:p>
-        </w:tc>
-      </w:tr>
-      <!--items:4:end-->
-      <!--items:5:start-->
-      <w:tr>
-        <w:trPr>
-          <w:cantSplit w:val="0"/>
-          <w:tblHeader w:val="0"/>
-        </w:trPr>
-        <w:tc>
-          <w:tcPr>
-            <w:tcBorders>
-              <w:top w:color="cccccc" w:space="0" w:sz="6" w:val="single"/>
-              <w:left w:color="000000" w:space="0" w:sz="6" w:val="single"/>
-              <w:bottom w:color="000000" w:space="0" w:sz="6" w:val="single"/>
-              <w:right w:color="000000" w:space="0" w:sz="6" w:val="single"/>
-            </w:tcBorders>
-            <w:shd w:fill="auto" w:val="clear"/>
-            <w:tcMar>
-              <w:top w:w="99.77952755905513" w:type="dxa"/>
-              <w:left w:w="99.77952755905513" w:type="dxa"/>
-              <w:bottom w:w="99.77952755905513" w:type="dxa"/>
-              <w:right w:w="99.77952755905513" w:type="dxa"/>
-            </w:tcMar>
-          </w:tcPr>
-          <w:p>
-            <w:pPr>
-              <w:widowControl w:val="1"/>
-              <w:spacing w:after="0" w:before="0" w:lineRule="auto"/>
-              <w:jc w:val="center"/>
-              <w:rPr/>
-            </w:pPr>
-            <w:r>
-              <w:rPr>
-                <w:rtl w:val="0"/>
-              </w:rPr>
-              <w:t xml:space="preserve">{{itemNumber}}</w:t>
-            </w:r>
-          </w:p>
-        </w:tc>
-        <w:tc>
-          <w:tcPr>
-            <w:tcBorders>
-              <w:top w:color="cccccc" w:space="0" w:sz="6" w:val="single"/>
-              <w:left w:color="cccccc" w:space="0" w:sz="6" w:val="single"/>
-              <w:bottom w:color="000000" w:space="0" w:sz="6" w:val="single"/>
-              <w:right w:color="000000" w:space="0" w:sz="6" w:val="single"/>
-            </w:tcBorders>
-            <w:shd w:fill="auto" w:val="clear"/>
-            <w:tcMar>
-              <w:top w:w="99.77952755905513" w:type="dxa"/>
-              <w:left w:w="99.77952755905513" w:type="dxa"/>
-              <w:bottom w:w="99.77952755905513" w:type="dxa"/>
-              <w:right w:w="99.77952755905513" w:type="dxa"/>
-            </w:tcMar>
-          </w:tcPr>
-          <w:p>
-            <w:pPr>
-              <w:widowControl w:val="1"/>
-              <w:spacing w:after="0" w:before="0" w:lineRule="auto"/>
-              <w:jc w:val="both"/>
-              <w:rPr/>
-            </w:pPr>
-            <w:r>
-              <w:rPr>
-                <w:rtl w:val="0"/>
-              </w:rPr>
-              <w:t xml:space="preserve">{{itemName}}</w:t>
-            </w:r>
-          </w:p>
-          <w:p>
-            <w:pPr>
-              <w:widowControl w:val="1"/>
-              <w:spacing w:after="0" w:before="0" w:lineRule="auto"/>
-              <w:jc w:val="both"/>
-              <w:rPr/>
-            </w:pPr>
-            <w:r>
-              <w:rPr>
-                <w:rtl w:val="0"/>
-              </w:rPr>
-              <w:t xml:space="preserve">{{itemDescription}}</w:t>
-            </w:r>
-          </w:p>
-        </w:tc>
-        <w:tc>
-          <w:tcPr>
-            <w:tcBorders>
-              <w:top w:color="cccccc" w:space="0" w:sz="6" w:val="single"/>
-              <w:left w:color="cccccc" w:space="0" w:sz="6" w:val="single"/>
-              <w:bottom w:color="000000" w:space="0" w:sz="6" w:val="single"/>
-              <w:right w:color="000000" w:space="0" w:sz="6" w:val="single"/>
-            </w:tcBorders>
-            <w:shd w:fill="auto" w:val="clear"/>
-            <w:tcMar>
-              <w:top w:w="99.77952755905513" w:type="dxa"/>
-              <w:left w:w="99.77952755905513" w:type="dxa"/>
-              <w:bottom w:w="99.77952755905513" w:type="dxa"/>
-              <w:right w:w="99.77952755905513" w:type="dxa"/>
-            </w:tcMar>
-            <w:vAlign w:val="center"/>
-          </w:tcPr>
-          <w:p>
-            <w:pPr>
-              <w:widowControl w:val="1"/>
-              <w:spacing w:after="0" w:before="0" w:lineRule="auto"/>
-              <w:jc w:val="center"/>
-              <w:rPr/>
-            </w:pPr>
-            <w:r>
-              <w:rPr>
-                <w:rtl w:val="0"/>
-              </w:rPr>
-              <w:t xml:space="preserve">{{itemUnit}}</w:t>
-            </w:r>
-          </w:p>
-        </w:tc>
-        <w:tc>
-          <w:tcPr>
-            <w:tcBorders>
-              <w:top w:color="cccccc" w:space="0" w:sz="6" w:val="single"/>
-              <w:left w:color="cccccc" w:space="0" w:sz="6" w:val="single"/>
-              <w:bottom w:color="000000" w:space="0" w:sz="6" w:val="single"/>
-              <w:right w:color="000000" w:space="0" w:sz="6" w:val="single"/>
-            </w:tcBorders>
-            <w:shd w:fill="auto" w:val="clear"/>
-            <w:tcMar>
-              <w:top w:w="99.77952755905513" w:type="dxa"/>
-              <w:left w:w="99.77952755905513" w:type="dxa"/>
-              <w:bottom w:w="99.77952755905513" w:type="dxa"/>
-              <w:right w:w="99.77952755905513" w:type="dxa"/>
-            </w:tcMar>
-            <w:vAlign w:val="center"/>
-          </w:tcPr>
-          <w:p>
-            <w:pPr>
-              <w:spacing w:after="0" w:before="0" w:lineRule="auto"/>
-              <w:jc w:val="center"/>
-              <w:rPr/>
-            </w:pPr>
-            <w:r>
-              <w:rPr>
-                <w:rtl w:val="0"/>
-              </w:rPr>
-              <w:t xml:space="preserve">{{itemQuantity}}</w:t>
-            </w:r>
-          </w:p>
-        </w:tc>
-        <w:tc>
-          <w:tcPr>
-            <w:tcBorders>
-              <w:top w:color="cccccc" w:space="0" w:sz="6" w:val="single"/>
-              <w:left w:color="cccccc" w:space="0" w:sz="6" w:val="single"/>
-              <w:bottom w:color="000000" w:space="0" w:sz="6" w:val="single"/>
-              <w:right w:color="000000" w:space="0" w:sz="6" w:val="single"/>
-            </w:tcBorders>
-            <w:shd w:fill="auto" w:val="clear"/>
-            <w:tcMar>
-              <w:top w:w="99.77952755905513" w:type="dxa"/>
-              <w:left w:w="99.77952755905513" w:type="dxa"/>
-              <w:bottom w:w="99.77952755905513" w:type="dxa"/>
-              <w:right w:w="99.77952755905513" w:type="dxa"/>
-            </w:tcMar>
-            <w:vAlign w:val="center"/>
-          </w:tcPr>
-          <w:p>
-            <w:pPr>
-              <w:spacing w:after="0" w:before="0" w:lineRule="auto"/>
-              <w:jc w:val="center"/>
-              <w:rPr/>
-            </w:pPr>
-            <w:r>
-              <w:rPr>
-                <w:rtl w:val="0"/>
-              </w:rPr>
-              <w:t xml:space="preserve">{{itemPrice}}</w:t>
-            </w:r>
-          </w:p>
-        </w:tc>
-        <w:tc>
-          <w:tcPr>
-            <w:tcBorders>
-              <w:top w:color="cccccc" w:space="0" w:sz="6" w:val="single"/>
-              <w:left w:color="cccccc" w:space="0" w:sz="6" w:val="single"/>
-              <w:bottom w:color="000000" w:space="0" w:sz="6" w:val="single"/>
-              <w:right w:color="000000" w:space="0" w:sz="6" w:val="single"/>
-            </w:tcBorders>
-            <w:shd w:fill="auto" w:val="clear"/>
-            <w:tcMar>
-              <w:top w:w="99.77952755905513" w:type="dxa"/>
-              <w:left w:w="99.77952755905513" w:type="dxa"/>
-              <w:bottom w:w="99.77952755905513" w:type="dxa"/>
-              <w:right w:w="99.77952755905513" w:type="dxa"/>
-            </w:tcMar>
-            <w:vAlign w:val="center"/>
-          </w:tcPr>
-          <w:p>
-            <w:pPr>
-              <w:spacing w:after="0" w:before="0" w:lineRule="auto"/>
-              <w:jc w:val="center"/>
-              <w:rPr/>
-            </w:pPr>
-            <w:r>
-              <w:rPr>
-                <w:rtl w:val="0"/>
-              </w:rPr>
-              <w:t xml:space="preserve">{{itemTotal}}</w:t>
-            </w:r>
-          </w:p>
-        </w:tc>
-      </w:tr>
-      <!--items:5:end-->
-      <!--items:6:start-->
-      <w:tr>
-        <w:trPr>
-          <w:cantSplit w:val="0"/>
-          <w:tblHeader w:val="0"/>
-        </w:trPr>
-        <w:tc>
-          <w:tcPr>
-            <w:tcBorders>
-              <w:top w:color="cccccc" w:space="0" w:sz="6" w:val="single"/>
-              <w:left w:color="000000" w:space="0" w:sz="6" w:val="single"/>
-              <w:bottom w:color="000000" w:space="0" w:sz="6" w:val="single"/>
-              <w:right w:color="000000" w:space="0" w:sz="6" w:val="single"/>
-            </w:tcBorders>
-            <w:shd w:fill="auto" w:val="clear"/>
-            <w:tcMar>
-              <w:top w:w="99.77952755905513" w:type="dxa"/>
-              <w:left w:w="99.77952755905513" w:type="dxa"/>
-              <w:bottom w:w="99.77952755905513" w:type="dxa"/>
-              <w:right w:w="99.77952755905513" w:type="dxa"/>
-            </w:tcMar>
-          </w:tcPr>
-          <w:p>
-            <w:pPr>
-              <w:widowControl w:val="1"/>
-              <w:spacing w:after="0" w:before="0" w:lineRule="auto"/>
-              <w:jc w:val="center"/>
-              <w:rPr/>
-            </w:pPr>
-            <w:r>
-              <w:rPr>
-                <w:rtl w:val="0"/>
-              </w:rPr>
-              <w:t xml:space="preserve">{{itemNumber}}</w:t>
-            </w:r>
-          </w:p>
-        </w:tc>
-        <w:tc>
-          <w:tcPr>
-            <w:tcBorders>
-              <w:top w:color="cccccc" w:space="0" w:sz="6" w:val="single"/>
-              <w:left w:color="cccccc" w:space="0" w:sz="6" w:val="single"/>
-              <w:bottom w:color="000000" w:space="0" w:sz="6" w:val="single"/>
-              <w:right w:color="000000" w:space="0" w:sz="6" w:val="single"/>
-            </w:tcBorders>
-            <w:shd w:fill="auto" w:val="clear"/>
-            <w:tcMar>
-              <w:top w:w="99.77952755905513" w:type="dxa"/>
-              <w:left w:w="99.77952755905513" w:type="dxa"/>
-              <w:bottom w:w="99.77952755905513" w:type="dxa"/>
-              <w:right w:w="99.77952755905513" w:type="dxa"/>
-            </w:tcMar>
-          </w:tcPr>
-          <w:p>
-            <w:pPr>
-              <w:widowControl w:val="1"/>
-              <w:spacing w:after="0" w:before="0" w:lineRule="auto"/>
-              <w:jc w:val="both"/>
-              <w:rPr/>
-            </w:pPr>
-            <w:r>
-              <w:rPr>
-                <w:rtl w:val="0"/>
-              </w:rPr>
-              <w:t xml:space="preserve">{{itemName}}</w:t>
-            </w:r>
-          </w:p>
-          <w:p>
-            <w:pPr>
-              <w:widowControl w:val="1"/>
-              <w:spacing w:after="0" w:before="0" w:lineRule="auto"/>
-              <w:jc w:val="both"/>
-              <w:rPr/>
-            </w:pPr>
-            <w:r>
-              <w:rPr>
-                <w:rtl w:val="0"/>
-              </w:rPr>
-              <w:t xml:space="preserve">{{itemDescription}}</w:t>
-            </w:r>
-          </w:p>
-        </w:tc>
-        <w:tc>
-          <w:tcPr>
-            <w:tcBorders>
-              <w:top w:color="cccccc" w:space="0" w:sz="6" w:val="single"/>
-              <w:left w:color="cccccc" w:space="0" w:sz="6" w:val="single"/>
-              <w:bottom w:color="000000" w:space="0" w:sz="6" w:val="single"/>
-              <w:right w:color="000000" w:space="0" w:sz="6" w:val="single"/>
-            </w:tcBorders>
-            <w:shd w:fill="auto" w:val="clear"/>
-            <w:tcMar>
-              <w:top w:w="99.77952755905513" w:type="dxa"/>
-              <w:left w:w="99.77952755905513" w:type="dxa"/>
-              <w:bottom w:w="99.77952755905513" w:type="dxa"/>
-              <w:right w:w="99.77952755905513" w:type="dxa"/>
-            </w:tcMar>
-            <w:vAlign w:val="center"/>
-          </w:tcPr>
-          <w:p>
-            <w:pPr>
-              <w:widowControl w:val="1"/>
-              <w:spacing w:after="0" w:before="0" w:lineRule="auto"/>
-              <w:jc w:val="center"/>
-              <w:rPr/>
-            </w:pPr>
-            <w:r>
-              <w:rPr>
-                <w:rtl w:val="0"/>
-              </w:rPr>
-              <w:t xml:space="preserve">{{itemUnit}}</w:t>
-            </w:r>
-          </w:p>
-        </w:tc>
-        <w:tc>
-          <w:tcPr>
-            <w:tcBorders>
-              <w:top w:color="cccccc" w:space="0" w:sz="6" w:val="single"/>
-              <w:left w:color="cccccc" w:space="0" w:sz="6" w:val="single"/>
-              <w:bottom w:color="000000" w:space="0" w:sz="6" w:val="single"/>
-              <w:right w:color="000000" w:space="0" w:sz="6" w:val="single"/>
-            </w:tcBorders>
-            <w:shd w:fill="auto" w:val="clear"/>
-            <w:tcMar>
-              <w:top w:w="99.77952755905513" w:type="dxa"/>
-              <w:left w:w="99.77952755905513" w:type="dxa"/>
-              <w:bottom w:w="99.77952755905513" w:type="dxa"/>
-              <w:right w:w="99.77952755905513" w:type="dxa"/>
-            </w:tcMar>
-            <w:vAlign w:val="center"/>
-          </w:tcPr>
-          <w:p>
-            <w:pPr>
-              <w:spacing w:after="0" w:before="0" w:lineRule="auto"/>
-              <w:jc w:val="center"/>
-              <w:rPr/>
-            </w:pPr>
-            <w:r>
-              <w:rPr>
-                <w:rtl w:val="0"/>
-              </w:rPr>
-              <w:t xml:space="preserve">{{itemQuantity}}</w:t>
-            </w:r>
-          </w:p>
-        </w:tc>
-        <w:tc>
-          <w:tcPr>
-            <w:tcBorders>
-              <w:top w:color="cccccc" w:space="0" w:sz="6" w:val="single"/>
-              <w:left w:color="cccccc" w:space="0" w:sz="6" w:val="single"/>
-              <w:bottom w:color="000000" w:space="0" w:sz="6" w:val="single"/>
-              <w:right w:color="000000" w:space="0" w:sz="6" w:val="single"/>
-            </w:tcBorders>
-            <w:shd w:fill="auto" w:val="clear"/>
-            <w:tcMar>
-              <w:top w:w="99.77952755905513" w:type="dxa"/>
-              <w:left w:w="99.77952755905513" w:type="dxa"/>
-              <w:bottom w:w="99.77952755905513" w:type="dxa"/>
-              <w:right w:w="99.77952755905513" w:type="dxa"/>
-            </w:tcMar>
-            <w:vAlign w:val="center"/>
-          </w:tcPr>
-          <w:p>
-            <w:pPr>
-              <w:spacing w:after="0" w:before="0" w:lineRule="auto"/>
-              <w:jc w:val="center"/>
-              <w:rPr/>
-            </w:pPr>
-            <w:r>
-              <w:rPr>
-                <w:rtl w:val="0"/>
-              </w:rPr>
-              <w:t xml:space="preserve">{{itemPrice}}</w:t>
-            </w:r>
-          </w:p>
-        </w:tc>
-        <w:tc>
-          <w:tcPr>
-            <w:tcBorders>
-              <w:top w:color="cccccc" w:space="0" w:sz="6" w:val="single"/>
-              <w:left w:color="cccccc" w:space="0" w:sz="6" w:val="single"/>
-              <w:bottom w:color="000000" w:space="0" w:sz="6" w:val="single"/>
-              <w:right w:color="000000" w:space="0" w:sz="6" w:val="single"/>
-            </w:tcBorders>
-            <w:shd w:fill="auto" w:val="clear"/>
-            <w:tcMar>
-              <w:top w:w="99.77952755905513" w:type="dxa"/>
-              <w:left w:w="99.77952755905513" w:type="dxa"/>
-              <w:bottom w:w="99.77952755905513" w:type="dxa"/>
-              <w:right w:w="99.77952755905513" w:type="dxa"/>
-            </w:tcMar>
-            <w:vAlign w:val="center"/>
-          </w:tcPr>
-          <w:p>
-            <w:pPr>
-              <w:spacing w:after="0" w:before="0" w:lineRule="auto"/>
-              <w:jc w:val="center"/>
-              <w:rPr/>
-            </w:pPr>
-            <w:r>
-              <w:rPr>
-                <w:rtl w:val="0"/>
-              </w:rPr>
-              <w:t xml:space="preserve">{{itemTotal}}</w:t>
-            </w:r>
-          </w:p>
-        </w:tc>
-      </w:tr>
-      <!--items:6:end-->
-      <!--items:7:start-->
-      <w:tr>
-        <w:trPr>
-          <w:cantSplit w:val="0"/>
-          <w:tblHeader w:val="0"/>
-        </w:trPr>
-        <w:tc>
-          <w:tcPr>
-            <w:tcBorders>
-              <w:top w:color="cccccc" w:space="0" w:sz="6" w:val="single"/>
-              <w:left w:color="000000" w:space="0" w:sz="6" w:val="single"/>
-              <w:bottom w:color="000000" w:space="0" w:sz="6" w:val="single"/>
-              <w:right w:color="000000" w:space="0" w:sz="6" w:val="single"/>
-            </w:tcBorders>
-            <w:shd w:fill="auto" w:val="clear"/>
-            <w:tcMar>
-              <w:top w:w="99.77952755905513" w:type="dxa"/>
-              <w:left w:w="99.77952755905513" w:type="dxa"/>
-              <w:bottom w:w="99.77952755905513" w:type="dxa"/>
-              <w:right w:w="99.77952755905513" w:type="dxa"/>
-            </w:tcMar>
-          </w:tcPr>
-          <w:p>
-            <w:pPr>
-              <w:widowControl w:val="1"/>
-              <w:spacing w:after="0" w:before="0" w:lineRule="auto"/>
-              <w:jc w:val="center"/>
-              <w:rPr/>
-            </w:pPr>
-            <w:r>
-              <w:rPr>
-                <w:rtl w:val="0"/>
-              </w:rPr>
-              <w:t xml:space="preserve">{{itemNumber}}</w:t>
-            </w:r>
-          </w:p>
-        </w:tc>
-        <w:tc>
-          <w:tcPr>
-            <w:tcBorders>
-              <w:top w:color="cccccc" w:space="0" w:sz="6" w:val="single"/>
-              <w:left w:color="cccccc" w:space="0" w:sz="6" w:val="single"/>
-              <w:bottom w:color="000000" w:space="0" w:sz="6" w:val="single"/>
-              <w:right w:color="000000" w:space="0" w:sz="6" w:val="single"/>
-            </w:tcBorders>
-            <w:shd w:fill="auto" w:val="clear"/>
-            <w:tcMar>
-              <w:top w:w="99.77952755905513" w:type="dxa"/>
-              <w:left w:w="99.77952755905513" w:type="dxa"/>
-              <w:bottom w:w="99.77952755905513" w:type="dxa"/>
-              <w:right w:w="99.77952755905513" w:type="dxa"/>
-            </w:tcMar>
-          </w:tcPr>
-          <w:p>
-            <w:pPr>
-              <w:widowControl w:val="1"/>
-              <w:spacing w:after="0" w:before="0" w:lineRule="auto"/>
-              <w:jc w:val="both"/>
-              <w:rPr/>
-            </w:pPr>
-            <w:r>
-              <w:rPr>
-                <w:rtl w:val="0"/>
-              </w:rPr>
-              <w:t xml:space="preserve">{{itemFullName}}</w:t>
-              <w:br w:type="textWrapping"/>
-              <w:t xml:space="preserve"/>
-            </w:r>
-          </w:p>
-        </w:tc>
-        <w:tc>
-          <w:tcPr>
-            <w:tcBorders>
-              <w:top w:color="cccccc" w:space="0" w:sz="6" w:val="single"/>
-              <w:left w:color="cccccc" w:space="0" w:sz="6" w:val="single"/>
-              <w:bottom w:color="000000" w:space="0" w:sz="6" w:val="single"/>
-              <w:right w:color="000000" w:space="0" w:sz="6" w:val="single"/>
-            </w:tcBorders>
-            <w:shd w:fill="auto" w:val="clear"/>
-            <w:tcMar>
-              <w:top w:w="99.77952755905513" w:type="dxa"/>
-              <w:left w:w="99.77952755905513" w:type="dxa"/>
-              <w:bottom w:w="99.77952755905513" w:type="dxa"/>
-              <w:right w:w="99.77952755905513" w:type="dxa"/>
-            </w:tcMar>
-            <w:vAlign w:val="center"/>
-          </w:tcPr>
-          <w:p>
-            <w:pPr>
-              <w:widowControl w:val="1"/>
-              <w:spacing w:after="0" w:before="0" w:lineRule="auto"/>
-              <w:jc w:val="center"/>
-              <w:rPr/>
-            </w:pPr>
-            <w:r>
-              <w:rPr>
-                <w:rtl w:val="0"/>
-              </w:rPr>
-              <w:t xml:space="preserve">{{itemUnit}}</w:t>
-            </w:r>
-          </w:p>
-        </w:tc>
-        <w:tc>
-          <w:tcPr>
-            <w:tcBorders>
-              <w:top w:color="cccccc" w:space="0" w:sz="6" w:val="single"/>
-              <w:left w:color="cccccc" w:space="0" w:sz="6" w:val="single"/>
-              <w:bottom w:color="000000" w:space="0" w:sz="6" w:val="single"/>
-              <w:right w:color="000000" w:space="0" w:sz="6" w:val="single"/>
-            </w:tcBorders>
-            <w:shd w:fill="auto" w:val="clear"/>
-            <w:tcMar>
-              <w:top w:w="99.77952755905513" w:type="dxa"/>
-              <w:left w:w="99.77952755905513" w:type="dxa"/>
-              <w:bottom w:w="99.77952755905513" w:type="dxa"/>
-              <w:right w:w="99.77952755905513" w:type="dxa"/>
-            </w:tcMar>
-            <w:vAlign w:val="center"/>
-          </w:tcPr>
-          <w:p>
-            <w:pPr>
-              <w:spacing w:after="0" w:before="0" w:lineRule="auto"/>
-              <w:jc w:val="center"/>
-              <w:rPr/>
-            </w:pPr>
-            <w:r>
-              <w:rPr>
-                <w:rtl w:val="0"/>
-              </w:rPr>
-              <w:t xml:space="preserve">{{itemQuantity}}</w:t>
-            </w:r>
-          </w:p>
-        </w:tc>
-        <w:tc>
-          <w:tcPr>
-            <w:tcBorders>
-              <w:top w:color="cccccc" w:space="0" w:sz="6" w:val="single"/>
-              <w:left w:color="cccccc" w:space="0" w:sz="6" w:val="single"/>
-              <w:bottom w:color="000000" w:space="0" w:sz="6" w:val="single"/>
-              <w:right w:color="000000" w:space="0" w:sz="6" w:val="single"/>
-            </w:tcBorders>
-            <w:shd w:fill="auto" w:val="clear"/>
-            <w:tcMar>
-              <w:top w:w="99.77952755905513" w:type="dxa"/>
-              <w:left w:w="99.77952755905513" w:type="dxa"/>
-              <w:bottom w:w="99.77952755905513" w:type="dxa"/>
-              <w:right w:w="99.77952755905513" w:type="dxa"/>
-            </w:tcMar>
-            <w:vAlign w:val="center"/>
-          </w:tcPr>
-          <w:p>
-            <w:pPr>
-              <w:spacing w:after="0" w:before="0" w:lineRule="auto"/>
-              <w:jc w:val="center"/>
-              <w:rPr/>
-            </w:pPr>
-            <w:r>
-              <w:rPr>
-                <w:rtl w:val="0"/>
-              </w:rPr>
-              <w:t xml:space="preserve">{{itemPrice}}</w:t>
-            </w:r>
-          </w:p>
-        </w:tc>
-        <w:tc>
-          <w:tcPr>
-            <w:tcBorders>
-              <w:top w:color="cccccc" w:space="0" w:sz="6" w:val="single"/>
-              <w:left w:color="cccccc" w:space="0" w:sz="6" w:val="single"/>
-              <w:bottom w:color="000000" w:space="0" w:sz="6" w:val="single"/>
-              <w:right w:color="000000" w:space="0" w:sz="6" w:val="single"/>
-            </w:tcBorders>
-            <w:shd w:fill="auto" w:val="clear"/>
-            <w:tcMar>
-              <w:top w:w="99.77952755905513" w:type="dxa"/>
-              <w:left w:w="99.77952755905513" w:type="dxa"/>
-              <w:bottom w:w="99.77952755905513" w:type="dxa"/>
-              <w:right w:w="99.77952755905513" w:type="dxa"/>
-            </w:tcMar>
-            <w:vAlign w:val="center"/>
-          </w:tcPr>
-          <w:p>
-            <w:pPr>
-              <w:spacing w:after="0" w:before="0" w:lineRule="auto"/>
-              <w:jc w:val="center"/>
-              <w:rPr/>
-            </w:pPr>
-            <w:r>
-              <w:rPr>
-                <w:rtl w:val="0"/>
-              </w:rPr>
-              <w:t xml:space="preserve">{{itemTotal}}</w:t>
-            </w:r>
-          </w:p>
-        </w:tc>
-      </w:tr>
-      <!--items:7:end-->
-      <!--items:8:start-->
-      <w:tr>
-        <w:trPr>
-          <w:cantSplit w:val="0"/>
-          <w:tblHeader w:val="0"/>
-        </w:trPr>
-        <w:tc>
-          <w:tcPr>
-            <w:tcBorders>
-              <w:top w:color="cccccc" w:space="0" w:sz="6" w:val="single"/>
-              <w:left w:color="000000" w:space="0" w:sz="6" w:val="single"/>
-              <w:bottom w:color="000000" w:space="0" w:sz="6" w:val="single"/>
-              <w:right w:color="000000" w:space="0" w:sz="6" w:val="single"/>
-            </w:tcBorders>
-            <w:shd w:fill="auto" w:val="clear"/>
-            <w:tcMar>
-              <w:top w:w="99.77952755905513" w:type="dxa"/>
-              <w:left w:w="99.77952755905513" w:type="dxa"/>
-              <w:bottom w:w="99.77952755905513" w:type="dxa"/>
-              <w:right w:w="99.77952755905513" w:type="dxa"/>
-            </w:tcMar>
-          </w:tcPr>
-          <w:p>
-            <w:pPr>
-              <w:widowControl w:val="1"/>
-              <w:spacing w:after="0" w:before="0" w:lineRule="auto"/>
-              <w:jc w:val="center"/>
-              <w:rPr/>
-            </w:pPr>
-            <w:r>
-              <w:rPr>
-                <w:rtl w:val="0"/>
-              </w:rPr>
-              <w:t xml:space="preserve">{{itemNumber}}</w:t>
-            </w:r>
-          </w:p>
-        </w:tc>
-        <w:tc>
-          <w:tcPr>
-            <w:tcBorders>
-              <w:top w:color="cccccc" w:space="0" w:sz="6" w:val="single"/>
-              <w:left w:color="cccccc" w:space="0" w:sz="6" w:val="single"/>
-              <w:bottom w:color="000000" w:space="0" w:sz="6" w:val="single"/>
-              <w:right w:color="000000" w:space="0" w:sz="6" w:val="single"/>
-            </w:tcBorders>
-            <w:shd w:fill="auto" w:val="clear"/>
-            <w:tcMar>
-              <w:top w:w="99.77952755905513" w:type="dxa"/>
-              <w:left w:w="99.77952755905513" w:type="dxa"/>
-              <w:bottom w:w="99.77952755905513" w:type="dxa"/>
-              <w:right w:w="99.77952755905513" w:type="dxa"/>
-            </w:tcMar>
-          </w:tcPr>
-          <w:p>
-            <w:pPr>
-              <w:widowControl w:val="1"/>
-              <w:spacing w:after="0" w:before="0" w:lineRule="auto"/>
-              <w:jc w:val="both"/>
-              <w:rPr/>
-            </w:pPr>
-            <w:r>
-              <w:rPr>
-                <w:rtl w:val="0"/>
-              </w:rPr>
-              <w:t xml:space="preserve">{{itemName}}</w:t>
-            </w:r>
-          </w:p>
-          <w:p>
-            <w:pPr>
-              <w:widowControl w:val="1"/>
-              <w:spacing w:after="0" w:before="0" w:lineRule="auto"/>
-              <w:jc w:val="both"/>
-              <w:rPr/>
-            </w:pPr>
-            <w:r>
-              <w:rPr>
-                <w:rtl w:val="0"/>
-              </w:rPr>
-              <w:t xml:space="preserve">{{itemDescription}}</w:t>
-            </w:r>
-          </w:p>
-        </w:tc>
-        <w:tc>
-          <w:tcPr>
-            <w:tcBorders>
-              <w:top w:color="cccccc" w:space="0" w:sz="6" w:val="single"/>
-              <w:left w:color="cccccc" w:space="0" w:sz="6" w:val="single"/>
-              <w:bottom w:color="000000" w:space="0" w:sz="6" w:val="single"/>
-              <w:right w:color="000000" w:space="0" w:sz="6" w:val="single"/>
-            </w:tcBorders>
-            <w:shd w:fill="auto" w:val="clear"/>
-            <w:tcMar>
-              <w:top w:w="99.77952755905513" w:type="dxa"/>
-              <w:left w:w="99.77952755905513" w:type="dxa"/>
-              <w:bottom w:w="99.77952755905513" w:type="dxa"/>
-              <w:right w:w="99.77952755905513" w:type="dxa"/>
-            </w:tcMar>
-            <w:vAlign w:val="center"/>
-          </w:tcPr>
-          <w:p>
-            <w:pPr>
-              <w:widowControl w:val="1"/>
-              <w:spacing w:after="0" w:before="0" w:lineRule="auto"/>
-              <w:jc w:val="center"/>
-              <w:rPr/>
-            </w:pPr>
-            <w:r>
-              <w:rPr>
-                <w:rtl w:val="0"/>
-              </w:rPr>
-              <w:t xml:space="preserve">{{itemUnit}}</w:t>
-            </w:r>
-          </w:p>
-        </w:tc>
-        <w:tc>
-          <w:tcPr>
-            <w:tcBorders>
-              <w:top w:color="cccccc" w:space="0" w:sz="6" w:val="single"/>
-              <w:left w:color="cccccc" w:space="0" w:sz="6" w:val="single"/>
-              <w:bottom w:color="000000" w:space="0" w:sz="6" w:val="single"/>
-              <w:right w:color="000000" w:space="0" w:sz="6" w:val="single"/>
-            </w:tcBorders>
-            <w:shd w:fill="auto" w:val="clear"/>
-            <w:tcMar>
-              <w:top w:w="99.77952755905513" w:type="dxa"/>
-              <w:left w:w="99.77952755905513" w:type="dxa"/>
-              <w:bottom w:w="99.77952755905513" w:type="dxa"/>
-              <w:right w:w="99.77952755905513" w:type="dxa"/>
-            </w:tcMar>
-            <w:vAlign w:val="center"/>
-          </w:tcPr>
-          <w:p>
-            <w:pPr>
-              <w:spacing w:after="0" w:before="0" w:lineRule="auto"/>
-              <w:jc w:val="center"/>
-              <w:rPr/>
-            </w:pPr>
-            <w:r>
-              <w:rPr>
-                <w:rtl w:val="0"/>
-              </w:rPr>
-              <w:t xml:space="preserve">{{itemQuantity}}</w:t>
-            </w:r>
-          </w:p>
-        </w:tc>
-        <w:tc>
-          <w:tcPr>
-            <w:tcBorders>
-              <w:top w:color="cccccc" w:space="0" w:sz="6" w:val="single"/>
-              <w:left w:color="cccccc" w:space="0" w:sz="6" w:val="single"/>
-              <w:bottom w:color="000000" w:space="0" w:sz="6" w:val="single"/>
-              <w:right w:color="000000" w:space="0" w:sz="6" w:val="single"/>
-            </w:tcBorders>
-            <w:shd w:fill="auto" w:val="clear"/>
-            <w:tcMar>
-              <w:top w:w="99.77952755905513" w:type="dxa"/>
-              <w:left w:w="99.77952755905513" w:type="dxa"/>
-              <w:bottom w:w="99.77952755905513" w:type="dxa"/>
-              <w:right w:w="99.77952755905513" w:type="dxa"/>
-            </w:tcMar>
-            <w:vAlign w:val="center"/>
-          </w:tcPr>
-          <w:p>
-            <w:pPr>
-              <w:spacing w:after="0" w:before="0" w:lineRule="auto"/>
-              <w:jc w:val="center"/>
-              <w:rPr/>
-            </w:pPr>
-            <w:r>
-              <w:rPr>
-                <w:rtl w:val="0"/>
-              </w:rPr>
-              <w:t xml:space="preserve">{{itemPrice}}</w:t>
-            </w:r>
-          </w:p>
-        </w:tc>
-        <w:tc>
-          <w:tcPr>
-            <w:tcBorders>
-              <w:top w:color="cccccc" w:space="0" w:sz="6" w:val="single"/>
-              <w:left w:color="cccccc" w:space="0" w:sz="6" w:val="single"/>
-              <w:bottom w:color="000000" w:space="0" w:sz="6" w:val="single"/>
-              <w:right w:color="000000" w:space="0" w:sz="6" w:val="single"/>
-            </w:tcBorders>
-            <w:shd w:fill="auto" w:val="clear"/>
-            <w:tcMar>
-              <w:top w:w="99.77952755905513" w:type="dxa"/>
-              <w:left w:w="99.77952755905513" w:type="dxa"/>
-              <w:bottom w:w="99.77952755905513" w:type="dxa"/>
-              <w:right w:w="99.77952755905513" w:type="dxa"/>
-            </w:tcMar>
-            <w:vAlign w:val="center"/>
-          </w:tcPr>
-          <w:p>
-            <w:pPr>
-              <w:spacing w:after="0" w:before="0" w:lineRule="auto"/>
-              <w:jc w:val="center"/>
-              <w:rPr/>
-            </w:pPr>
-            <w:r>
-              <w:rPr>
-                <w:rtl w:val="0"/>
-              </w:rPr>
-              <w:t xml:space="preserve">{{itemTotal}}</w:t>
-            </w:r>
-          </w:p>
-        </w:tc>
-      </w:tr>
-      <!--items:8:end-->
       <w:tr>
         <w:trPr>
           <w:cantSplit w:val="0"/>
@@ -5586,9 +3863,9 @@
           <w:tcPr>
             <w:tcBorders>
               <w:top w:color="000000" w:space="0" w:sz="4" w:val="single"/>
-              <w:left w:color="000000" w:space="0" w:sz="4" w:val="single"/>
-              <w:bottom w:color="000000" w:space="0" w:sz="4" w:val="single"/>
-              <w:right w:color="000000" w:space="0" w:sz="4" w:val="single"/>
+              <w:left w:color="cccccc" w:space="0" w:sz="6" w:val="single"/>
+              <w:bottom w:color="000000" w:space="0" w:sz="6" w:val="single"/>
+              <w:right w:color="000000" w:space="0" w:sz="6" w:val="single"/>
             </w:tcBorders>
             <w:shd w:fill="auto" w:val="clear"/>
             <w:tcMar>
@@ -5597,12 +3874,12 @@
               <w:bottom w:w="99.77952755905513" w:type="dxa"/>
               <w:right w:w="99.77952755905513" w:type="dxa"/>
             </w:tcMar>
-            <w:vAlign w:val="center"/>
-          </w:tcPr>
-          <w:p>
-            <w:pPr>
-              <w:spacing w:after="0" w:before="0" w:line="240" w:lineRule="auto"/>
-              <w:jc w:val="center"/>
+          </w:tcPr>
+          <w:p>
+            <w:pPr>
+              <w:widowControl w:val="1"/>
+              <w:spacing w:after="0" w:before="0" w:line="240" w:lineRule="auto"/>
+              <w:jc w:val="right"/>
               <w:rPr>
                 <w:b w:val="1"/>
                 <w:bCs w:val="1"/>
@@ -5623,7 +3900,7 @@
     <w:p>
       <w:pPr>
         <w:widowControl w:val="1"/>
-        <w:spacing w:after="0" w:before="200" w:line="240" w:lineRule="auto"/>
+        <w:spacing w:after="0" w:before="0" w:line="240" w:lineRule="auto"/>
         <w:ind w:firstLine="720.0000000000001"/>
         <w:jc w:val="both"/>
         <w:rPr/>
@@ -5653,7 +3930,7 @@
     <w:p>
       <w:pPr>
         <w:widowControl w:val="1"/>
-        <w:spacing w:after="200" w:before="0" w:line="240" w:lineRule="auto"/>
+        <w:spacing w:after="0" w:before="0" w:line="240" w:lineRule="auto"/>
         <w:ind w:firstLine="720.0000000000001"/>
         <w:jc w:val="both"/>
         <w:rPr>
@@ -5665,8 +3942,25 @@
         <w:rPr>
           <w:rtl w:val="0"/>
         </w:rPr>
-        <w:t xml:space="preserve">{{deadline}}</w:t>
-      </w:r>
+        <w:t xml:space="preserve">{{businessDeadline}}</w:t>
+      </w:r>
+      <w:r>
+        <w:rPr>
+          <w:rtl w:val="0"/>
+        </w:rPr>
+      </w:r>
+    </w:p>
+    <w:p>
+      <w:pPr>
+        <w:widowControl w:val="1"/>
+        <w:spacing w:after="0" w:before="0" w:line="240" w:lineRule="auto"/>
+        <w:ind w:left="0" w:firstLine="0"/>
+        <w:jc w:val="both"/>
+        <w:rPr>
+          <w:b w:val="1"/>
+          <w:bCs w:val="1"/>
+        </w:rPr>
+      </w:pPr>
       <w:r>
         <w:rPr>
           <w:rtl w:val="0"/>
@@ -5678,14 +3972,6 @@
         <w:tblStyle w:val="Table4"/>
         <w:tblW w:w="10590.0" w:type="dxa"/>
         <w:jc w:val="center"/>
-        <w:tblBorders>
-          <w:top w:color="000000" w:space="0" w:sz="8" w:val="single"/>
-          <w:left w:color="000000" w:space="0" w:sz="8" w:val="single"/>
-          <w:bottom w:color="000000" w:space="0" w:sz="8" w:val="single"/>
-          <w:right w:color="000000" w:space="0" w:sz="8" w:val="single"/>
-          <w:insideH w:color="000000" w:space="0" w:sz="8" w:val="single"/>
-          <w:insideV w:color="000000" w:space="0" w:sz="8" w:val="single"/>
-        </w:tblBorders>
         <w:tblLayout w:type="fixed"/>
         <w:tblLook w:val="0600"/>
       </w:tblPr>
@@ -5761,6 +4047,30 @@
           <w:p>
             <w:pPr>
               <w:spacing w:after="0" w:before="0" w:line="240" w:lineRule="auto"/>
+              <w:rPr/>
+            </w:pPr>
+            <w:r>
+              <w:rPr>
+                <w:rtl w:val="0"/>
+              </w:rPr>
+              <w:t xml:space="preserve">_____________________ /</w:t>
+            </w:r>
+            <w:r>
+              <w:rPr>
+                <w:highlight w:val="white"/>
+                <w:rtl w:val="0"/>
+              </w:rPr>
+              <w:t xml:space="preserve"> {{customerSignature}}</w:t>
+            </w:r>
+            <w:r>
+              <w:rPr>
+                <w:rtl w:val="0"/>
+              </w:rPr>
+            </w:r>
+          </w:p>
+          <w:p>
+            <w:pPr>
+              <w:spacing w:after="0" w:before="0" w:line="240" w:lineRule="auto"/>
               <w:rPr>
                 <w:b w:val="1"/>
                 <w:bCs w:val="1"/>
@@ -5770,40 +4080,12 @@
               <w:rPr>
                 <w:rtl w:val="0"/>
               </w:rPr>
-            </w:r>
-          </w:p>
-          <w:p>
-            <w:pPr>
-              <w:spacing w:after="0" w:before="0" w:line="240" w:lineRule="auto"/>
-              <w:rPr>
-                <w:b w:val="1"/>
-                <w:bCs w:val="1"/>
-              </w:rPr>
-            </w:pPr>
-            <w:r>
-              <w:rPr>
-                <w:b w:val="1"/>
-                <w:bCs w:val="1"/>
-                <w:rtl w:val="0"/>
-              </w:rPr>
-              <w:t xml:space="preserve">_________________/ {{customerSignature}}</w:t>
-            </w:r>
-          </w:p>
-          <w:p>
-            <w:pPr>
-              <w:spacing w:after="0" w:before="0" w:line="240" w:lineRule="auto"/>
-              <w:rPr>
-                <w:b w:val="1"/>
-                <w:bCs w:val="1"/>
-              </w:rPr>
-            </w:pPr>
-            <w:r>
-              <w:rPr>
-                <w:b w:val="1"/>
-                <w:bCs w:val="1"/>
-                <w:rtl w:val="0"/>
-              </w:rPr>
               <w:t xml:space="preserve">{{customerStamp}}</w:t>
+            </w:r>
+            <w:r>
+              <w:rPr>
+                <w:rtl w:val="0"/>
+              </w:rPr>
             </w:r>
           </w:p>
         </w:tc>
@@ -5845,43 +4127,21 @@
           <w:p>
             <w:pPr>
               <w:spacing w:after="0" w:before="0" w:line="240" w:lineRule="auto"/>
-              <w:rPr>
-                <w:b w:val="1"/>
-                <w:bCs w:val="1"/>
-              </w:rPr>
-            </w:pPr>
-            <w:r>
-              <w:rPr>
-                <w:rtl w:val="0"/>
-              </w:rPr>
-            </w:r>
-          </w:p>
-          <w:p>
-            <w:pPr>
-              <w:spacing w:after="0" w:before="0" w:line="240" w:lineRule="auto"/>
-              <w:rPr>
-                <w:b w:val="1"/>
-                <w:bCs w:val="1"/>
-              </w:rPr>
-            </w:pPr>
-            <w:r>
-              <w:rPr>
-                <w:rtl w:val="0"/>
-              </w:rPr>
-            </w:r>
-          </w:p>
-          <w:p>
-            <w:pPr>
-              <w:spacing w:after="0" w:before="0" w:line="240" w:lineRule="auto"/>
-              <w:rPr>
-                <w:b w:val="1"/>
-                <w:bCs w:val="1"/>
-              </w:rPr>
-            </w:pPr>
-            <w:r>
-              <w:rPr>
-                <w:b w:val="1"/>
-                <w:bCs w:val="1"/>
+              <w:rPr/>
+            </w:pPr>
+            <w:r>
+              <w:rPr>
+                <w:rtl w:val="0"/>
+              </w:rPr>
+            </w:r>
+          </w:p>
+          <w:p>
+            <w:pPr>
+              <w:spacing w:after="0" w:before="0" w:line="240" w:lineRule="auto"/>
+              <w:rPr/>
+            </w:pPr>
+            <w:r>
+              <w:rPr>
                 <w:rtl w:val="0"/>
               </w:rPr>
               <w:t xml:space="preserve">_________________/ {{executorSignature}}</w:t>
@@ -5890,15 +4150,10 @@
           <w:p>
             <w:pPr>
               <w:spacing w:after="0" w:before="0" w:line="240" w:lineRule="auto"/>
-              <w:rPr>
-                <w:b w:val="1"/>
-                <w:bCs w:val="1"/>
-              </w:rPr>
-            </w:pPr>
-            <w:r>
-              <w:rPr>
-                <w:b w:val="1"/>
-                <w:bCs w:val="1"/>
+              <w:rPr/>
+            </w:pPr>
+            <w:r>
+              <w:rPr>
                 <w:rtl w:val="0"/>
               </w:rPr>
               <w:t xml:space="preserve">{{executorStamp}}</w:t>
@@ -6381,6 +4636,42 @@
         <w:right w:w="0.0" w:type="dxa"/>
       </w:tblCellMar>
     </w:tblPr>
+    <w:tblStylePr w:type="band1Horz">
+      <w:tcPr/>
+    </w:tblStylePr>
+    <w:tblStylePr w:type="band1Vert">
+      <w:tcPr/>
+    </w:tblStylePr>
+    <w:tblStylePr w:type="band2Horz">
+      <w:tcPr/>
+    </w:tblStylePr>
+    <w:tblStylePr w:type="band2Vert">
+      <w:tcPr/>
+    </w:tblStylePr>
+    <w:tblStylePr w:type="firstCol">
+      <w:tcPr/>
+    </w:tblStylePr>
+    <w:tblStylePr w:type="firstRow">
+      <w:tcPr/>
+    </w:tblStylePr>
+    <w:tblStylePr w:type="lastCol">
+      <w:tcPr/>
+    </w:tblStylePr>
+    <w:tblStylePr w:type="lastRow">
+      <w:tcPr/>
+    </w:tblStylePr>
+    <w:tblStylePr w:type="neCell">
+      <w:tcPr/>
+    </w:tblStylePr>
+    <w:tblStylePr w:type="nwCell">
+      <w:tcPr/>
+    </w:tblStylePr>
+    <w:tblStylePr w:type="seCell">
+      <w:tcPr/>
+    </w:tblStylePr>
+    <w:tblStylePr w:type="swCell">
+      <w:tcPr/>
+    </w:tblStylePr>
   </w:style>
   <w:style w:type="table" w:styleId="Table3">
     <w:basedOn w:val="TableNormal"/>
@@ -6407,6 +4698,42 @@
         <w:right w:w="0.0" w:type="dxa"/>
       </w:tblCellMar>
     </w:tblPr>
+    <w:tblStylePr w:type="band1Horz">
+      <w:tcPr/>
+    </w:tblStylePr>
+    <w:tblStylePr w:type="band1Vert">
+      <w:tcPr/>
+    </w:tblStylePr>
+    <w:tblStylePr w:type="band2Horz">
+      <w:tcPr/>
+    </w:tblStylePr>
+    <w:tblStylePr w:type="band2Vert">
+      <w:tcPr/>
+    </w:tblStylePr>
+    <w:tblStylePr w:type="firstCol">
+      <w:tcPr/>
+    </w:tblStylePr>
+    <w:tblStylePr w:type="firstRow">
+      <w:tcPr/>
+    </w:tblStylePr>
+    <w:tblStylePr w:type="lastCol">
+      <w:tcPr/>
+    </w:tblStylePr>
+    <w:tblStylePr w:type="lastRow">
+      <w:tcPr/>
+    </w:tblStylePr>
+    <w:tblStylePr w:type="neCell">
+      <w:tcPr/>
+    </w:tblStylePr>
+    <w:tblStylePr w:type="nwCell">
+      <w:tcPr/>
+    </w:tblStylePr>
+    <w:tblStylePr w:type="seCell">
+      <w:tcPr/>
+    </w:tblStylePr>
+    <w:tblStylePr w:type="swCell">
+      <w:tcPr/>
+    </w:tblStylePr>
   </w:style>
 </w:styles>
 </file>
